--- a/docs/Estadística-Experiencial-Aplicada.docx
+++ b/docs/Estadística-Experiencial-Aplicada.docx
@@ -896,7 +896,7 @@
     </w:tbl>
     <w:bookmarkEnd w:id="41"/>
     <w:bookmarkEnd w:id="42"/>
-    <w:bookmarkStart w:id="53" w:name="X80944bd58f541d88aa6a226c99dbd2a73b1cb9b"/>
+    <w:bookmarkStart w:id="56" w:name="X80944bd58f541d88aa6a226c99dbd2a73b1cb9b"/>
     <w:p>
       <w:pPr>
         <w:pStyle w:val="Heading1"/>
@@ -1063,7 +1063,7 @@
       </w:r>
     </w:p>
     <w:bookmarkEnd w:id="44"/>
-    <w:bookmarkStart w:id="52" w:name="tipos-de-variables"/>
+    <w:bookmarkStart w:id="55" w:name="tipos-de-variables"/>
     <w:p>
       <w:pPr>
         <w:pStyle w:val="Heading2"/>
@@ -1135,13 +1135,13 @@
         <w:t xml:space="preserve">La figura es una adaptación gráfica realizada por los autores en Napkin a partir del esquema presentado por Derek Rowntree (1981) en Statistics Without Tears. La modificación respeta los criterios de uso justo para fines académicos.</w:t>
       </w:r>
     </w:p>
-    <w:bookmarkStart w:id="51" w:name="Xceca3630080e78bd2454d2a74edfe33f0cba841"/>
+    <w:bookmarkStart w:id="54" w:name="X9c75e7c9f8d184452a35e404dfedf33c265eaf9"/>
     <w:p>
       <w:pPr>
         <w:pStyle w:val="Heading3"/>
       </w:pPr>
       <w:r>
-        <w:t xml:space="preserve">3.3.1 Importancia de la identificación de variables esatdísticas y escalas de medición</w:t>
+        <w:t xml:space="preserve">3.3.1 Importancia de la identificación de variables estadísticas y escalas de medición</w:t>
       </w:r>
     </w:p>
     <w:p>
@@ -1151,14 +1151,14 @@
       <w:r>
         <w:drawing>
           <wp:inline>
-            <wp:extent cx="5334000" cy="2926926"/>
+            <wp:extent cx="5334000" cy="5871191"/>
             <wp:effectExtent b="0" l="0" r="0" t="0"/>
-            <wp:docPr descr="Fuente: Autores" title="" id="49" name="Picture"/>
+            <wp:docPr descr="Fuente: autores" title="" id="49" name="Picture"/>
             <a:graphic>
               <a:graphicData uri="http://schemas.openxmlformats.org/drawingml/2006/picture">
                 <pic:pic>
                   <pic:nvPicPr>
-                    <pic:cNvPr descr="img/escalas.jpg" id="50" name="Picture"/>
+                    <pic:cNvPr descr="img/variablesmedidas.jpg" id="50" name="Picture"/>
                     <pic:cNvPicPr>
                       <a:picLocks noChangeArrowheads="1" noChangeAspect="1"/>
                     </pic:cNvPicPr>
@@ -1172,7 +1172,7 @@
                   <pic:spPr bwMode="auto">
                     <a:xfrm>
                       <a:off x="0" y="0"/>
-                      <a:ext cx="5334000" cy="2926926"/>
+                      <a:ext cx="5334000" cy="5871191"/>
                     </a:xfrm>
                     <a:prstGeom prst="rect">
                       <a:avLst/>
@@ -1196,7 +1196,7 @@
         <w:pStyle w:val="ImageCaption"/>
       </w:pPr>
       <w:r>
-        <w:t xml:space="preserve">Fuente: Autores</w:t>
+        <w:t xml:space="preserve">Fuente: autores</w:t>
       </w:r>
     </w:p>
     <w:p>
@@ -1247,6 +1247,61 @@
     </w:p>
     <w:p>
       <w:pPr>
+        <w:pStyle w:val="CaptionedFigure"/>
+      </w:pPr>
+      <w:r>
+        <w:drawing>
+          <wp:inline>
+            <wp:extent cx="5334000" cy="5829748"/>
+            <wp:effectExtent b="0" l="0" r="0" t="0"/>
+            <wp:docPr descr="Fuente: autores" title="" id="52" name="Picture"/>
+            <a:graphic>
+              <a:graphicData uri="http://schemas.openxmlformats.org/drawingml/2006/picture">
+                <pic:pic>
+                  <pic:nvPicPr>
+                    <pic:cNvPr descr="img/escalas.jpg" id="53" name="Picture"/>
+                    <pic:cNvPicPr>
+                      <a:picLocks noChangeArrowheads="1" noChangeAspect="1"/>
+                    </pic:cNvPicPr>
+                  </pic:nvPicPr>
+                  <pic:blipFill>
+                    <a:blip r:embed="rId51"/>
+                    <a:stretch>
+                      <a:fillRect/>
+                    </a:stretch>
+                  </pic:blipFill>
+                  <pic:spPr bwMode="auto">
+                    <a:xfrm>
+                      <a:off x="0" y="0"/>
+                      <a:ext cx="5334000" cy="5829748"/>
+                    </a:xfrm>
+                    <a:prstGeom prst="rect">
+                      <a:avLst/>
+                    </a:prstGeom>
+                    <a:noFill/>
+                    <a:ln w="9525">
+                      <a:noFill/>
+                      <a:headEnd/>
+                      <a:tailEnd/>
+                    </a:ln>
+                  </pic:spPr>
+                </pic:pic>
+              </a:graphicData>
+            </a:graphic>
+          </wp:inline>
+        </w:drawing>
+      </w:r>
+    </w:p>
+    <w:p>
+      <w:pPr>
+        <w:pStyle w:val="ImageCaption"/>
+      </w:pPr>
+      <w:r>
+        <w:t xml:space="preserve">Fuente: autores</w:t>
+      </w:r>
+    </w:p>
+    <w:p>
+      <w:pPr>
         <w:pStyle w:val="BodyText"/>
       </w:pPr>
       <w:r>
@@ -1277,10 +1332,10 @@
         <w:t xml:space="preserve">La estadística descriptiva permite transformar datos brutos en información significativa mediante el uso de medidas resumen y representaciones gráficas. Al proporcionar una base sólida para la organización y el análisis de datos, facilita la interpretación y comprensión de los fenómenos analizados, sirviendo como apoyo esencial para la toma de decisiones informadas.</w:t>
       </w:r>
     </w:p>
-    <w:bookmarkEnd w:id="51"/>
-    <w:bookmarkEnd w:id="52"/>
-    <w:bookmarkEnd w:id="53"/>
-    <w:bookmarkStart w:id="54" w:name="caso"/>
+    <w:bookmarkEnd w:id="54"/>
+    <w:bookmarkEnd w:id="55"/>
+    <w:bookmarkEnd w:id="56"/>
+    <w:bookmarkStart w:id="57" w:name="caso"/>
     <w:p>
       <w:pPr>
         <w:pStyle w:val="Heading1"/>
@@ -1891,8 +1946,8 @@
         <w:t xml:space="preserve">cuantitativa continua (admite valores fraccionarios en un intervalo).</w:t>
       </w:r>
     </w:p>
-    <w:bookmarkEnd w:id="54"/>
-    <w:bookmarkStart w:id="59" w:name="capítulo-2.-preparación-de-datos"/>
+    <w:bookmarkEnd w:id="57"/>
+    <w:bookmarkStart w:id="62" w:name="capítulo-2.-preparación-de-datos"/>
     <w:p>
       <w:pPr>
         <w:pStyle w:val="Heading1"/>
@@ -1935,7 +1990,7 @@
         <w:t xml:space="preserve">.</w:t>
       </w:r>
     </w:p>
-    <w:bookmarkStart w:id="56" w:name="carga-de-datos-en-r"/>
+    <w:bookmarkStart w:id="59" w:name="carga-de-datos-en-r"/>
     <w:p>
       <w:pPr>
         <w:pStyle w:val="Heading2"/>
@@ -1989,7 +2044,7 @@
       <w:tr>
         <w:tc>
           <w:tcPr/>
-          <w:bookmarkStart w:id="55" w:name="tbl-variables"/>
+          <w:bookmarkStart w:id="58" w:name="tbl-variables"/>
           <w:p>
             <w:pPr>
               <w:jc w:val="center"/>
@@ -2222,13 +2277,13 @@
               </w:tc>
             </w:tr>
           </w:tbl>
-          <w:bookmarkEnd w:id="55"/>
+          <w:bookmarkEnd w:id="58"/>
           <w:p/>
         </w:tc>
       </w:tr>
     </w:tbl>
-    <w:bookmarkEnd w:id="56"/>
-    <w:bookmarkStart w:id="58" w:name="limpieza-de-datos"/>
+    <w:bookmarkEnd w:id="59"/>
+    <w:bookmarkStart w:id="61" w:name="limpieza-de-datos"/>
     <w:p>
       <w:pPr>
         <w:pStyle w:val="Heading2"/>
@@ -2276,7 +2331,7 @@
       <w:tr>
         <w:tc>
           <w:tcPr/>
-          <w:bookmarkStart w:id="57" w:name="tbl-preparacion-datos"/>
+          <w:bookmarkStart w:id="60" w:name="tbl-preparacion-datos"/>
           <w:p>
             <w:pPr>
               <w:jc w:val="center"/>
@@ -2954,7 +3009,7 @@
               </w:tc>
             </w:tr>
           </w:tbl>
-          <w:bookmarkEnd w:id="57"/>
+          <w:bookmarkEnd w:id="60"/>
           <w:p/>
         </w:tc>
       </w:tr>
@@ -2967,9 +3022,9 @@
         <w:t xml:space="preserve">La preparación de datos es una fase fundamental que garantiza la calidad y confiabilidad del análisis estadístico. Un manejo adecuado de la limpieza, los valores faltantes y la recodificación permite transformar datos brutos en información estructurada y útil, fortaleciendo la validez de los resultados y la toma de decisiones basada en evidencia (Wickham &amp; Grolemund, 2017; Hair et al., 2019).</w:t>
       </w:r>
     </w:p>
-    <w:bookmarkEnd w:id="58"/>
-    <w:bookmarkEnd w:id="59"/>
-    <w:bookmarkStart w:id="60" w:name="X54ca8bd1cacaa4a5645d75d1325b3a30dfe3ed2"/>
+    <w:bookmarkEnd w:id="61"/>
+    <w:bookmarkEnd w:id="62"/>
+    <w:bookmarkStart w:id="63" w:name="X54ca8bd1cacaa4a5645d75d1325b3a30dfe3ed2"/>
     <w:p>
       <w:pPr>
         <w:pStyle w:val="Heading1"/>
@@ -2986,8 +3041,8 @@
         <w:t xml:space="preserve">En este capítulo se presentan los fundamentos para la organización y presentación de la información mediante diferentes tipos de tablas estadísticas. Estas herramientas permiten resumir, ordenar y estructurar los datos de manera que faciliten su análisis e interpretación. Las tablas constituyen un recurso esencial en la estadística descriptiva, ya que permiten transformar datos individuales en información significativa.</w:t>
       </w:r>
     </w:p>
-    <w:bookmarkEnd w:id="60"/>
-    <w:bookmarkStart w:id="75" w:name="tablas-de-datos"/>
+    <w:bookmarkEnd w:id="63"/>
+    <w:bookmarkStart w:id="78" w:name="tablas-de-datos"/>
     <w:p>
       <w:pPr>
         <w:pStyle w:val="Heading1"/>
@@ -2996,7 +3051,7 @@
         <w:t xml:space="preserve">7. Tablas de datos</w:t>
       </w:r>
     </w:p>
-    <w:bookmarkStart w:id="61" w:name="datos-simples"/>
+    <w:bookmarkStart w:id="64" w:name="datos-simples"/>
     <w:p>
       <w:pPr>
         <w:pStyle w:val="Heading2"/>
@@ -3247,8 +3302,8 @@
         <w:t xml:space="preserve">Este tipo de presentación es especialmente útil en etapas iniciales del análisis, cuando interesa inspeccionar la información en bruto antes de resumirla. Sin embargo, cuando el número de observaciones es grande, los datos simples se vuelven poco prácticos para interpretar tendencias generales.</w:t>
       </w:r>
     </w:p>
-    <w:bookmarkEnd w:id="61"/>
-    <w:bookmarkStart w:id="62" w:name="datos-agrupados"/>
+    <w:bookmarkEnd w:id="64"/>
+    <w:bookmarkStart w:id="65" w:name="datos-agrupados"/>
     <w:p>
       <w:pPr>
         <w:pStyle w:val="Heading2"/>
@@ -3635,8 +3690,8 @@
         <w:t xml:space="preserve">Esta expresión proporciona un valor de referencia para construir tablas de frecuencias agrupadas cuando el tamaño muestral es moderado.</w:t>
       </w:r>
     </w:p>
-    <w:bookmarkEnd w:id="62"/>
-    <w:bookmarkStart w:id="67" w:name="tablas-de-frecuencia"/>
+    <w:bookmarkEnd w:id="65"/>
+    <w:bookmarkStart w:id="70" w:name="tablas-de-frecuencia"/>
     <w:p>
       <w:pPr>
         <w:pStyle w:val="Heading2"/>
@@ -3677,7 +3732,7 @@
         <w:t xml:space="preserve">Una tabla de frecuencia puede incluir los siguientes componentes:</w:t>
       </w:r>
     </w:p>
-    <w:bookmarkStart w:id="63" w:name="frecuencia-absoluta"/>
+    <w:bookmarkStart w:id="66" w:name="frecuencia-absoluta"/>
     <w:p>
       <w:pPr>
         <w:pStyle w:val="Heading3"/>
@@ -3765,8 +3820,8 @@
         </m:r>
       </m:oMath>
     </w:p>
-    <w:bookmarkEnd w:id="63"/>
-    <w:bookmarkStart w:id="64" w:name="frecuencia-relativa"/>
+    <w:bookmarkEnd w:id="66"/>
+    <w:bookmarkStart w:id="67" w:name="frecuencia-relativa"/>
     <w:p>
       <w:pPr>
         <w:pStyle w:val="Heading3"/>
@@ -3960,8 +4015,8 @@
         </m:oMath>
       </m:oMathPara>
     </w:p>
-    <w:bookmarkEnd w:id="64"/>
-    <w:bookmarkStart w:id="65" w:name="frecuencia-acumulada"/>
+    <w:bookmarkEnd w:id="67"/>
+    <w:bookmarkStart w:id="68" w:name="frecuencia-acumulada"/>
     <w:p>
       <w:pPr>
         <w:pStyle w:val="Heading3"/>
@@ -4096,8 +4151,8 @@
         </m:oMath>
       </m:oMathPara>
     </w:p>
-    <w:bookmarkEnd w:id="65"/>
-    <w:bookmarkStart w:id="66" w:name="frecuencia-relativa-acumulada"/>
+    <w:bookmarkEnd w:id="68"/>
+    <w:bookmarkStart w:id="69" w:name="frecuencia-relativa-acumulada"/>
     <w:p>
       <w:pPr>
         <w:pStyle w:val="Heading3"/>
@@ -4259,9 +4314,9 @@
         <w:t xml:space="preserve">Estas medidas permiten conocer no solo la cantidad de datos en cada categoría, sino también la proporción acumulada de observaciones hasta determinado punto de la distribución.</w:t>
       </w:r>
     </w:p>
-    <w:bookmarkEnd w:id="66"/>
-    <w:bookmarkEnd w:id="67"/>
-    <w:bookmarkStart w:id="68" w:name="X9c2d52464d6be074932f8182eceed7f3cc2a40d"/>
+    <w:bookmarkEnd w:id="69"/>
+    <w:bookmarkEnd w:id="70"/>
+    <w:bookmarkStart w:id="71" w:name="X9c2d52464d6be074932f8182eceed7f3cc2a40d"/>
     <w:p>
       <w:pPr>
         <w:pStyle w:val="Heading2"/>
@@ -4452,8 +4507,8 @@
         </m:d>
       </m:oMath>
     </w:p>
-    <w:bookmarkEnd w:id="68"/>
-    <w:bookmarkStart w:id="69" w:name="marca-de-clase"/>
+    <w:bookmarkEnd w:id="71"/>
+    <w:bookmarkStart w:id="72" w:name="marca-de-clase"/>
     <w:p>
       <w:pPr>
         <w:pStyle w:val="Heading2"/>
@@ -4682,8 +4737,8 @@
         <w:t xml:space="preserve">La marca de clase resulta útil para representar la distribución mediante gráficos o para calcular medidas resumen aproximadas cuando los datos están agrupados.</w:t>
       </w:r>
     </w:p>
-    <w:bookmarkEnd w:id="69"/>
-    <w:bookmarkStart w:id="71" w:name="ejemplo-de-tabla-de-frecuencia"/>
+    <w:bookmarkEnd w:id="72"/>
+    <w:bookmarkStart w:id="74" w:name="ejemplo-de-tabla-de-frecuencia"/>
     <w:p>
       <w:pPr>
         <w:pStyle w:val="Heading2"/>
@@ -4705,7 +4760,7 @@
       <w:tr>
         <w:tc>
           <w:tcPr/>
-          <w:bookmarkStart w:id="70" w:name="tbl-frecuencia-ejemplo"/>
+          <w:bookmarkStart w:id="73" w:name="tbl-frecuencia-ejemplo"/>
           <w:p>
             <w:pPr>
               <w:jc w:val="center"/>
@@ -5084,7 +5139,7 @@
               </w:tc>
             </w:tr>
           </w:tbl>
-          <w:bookmarkEnd w:id="70"/>
+          <w:bookmarkEnd w:id="73"/>
           <w:p/>
         </w:tc>
       </w:tr>
@@ -5111,8 +5166,8 @@
         <w:t xml:space="preserve">, las frecuencias permiten describir la distribución de los datos y facilitan su interpretación.</w:t>
       </w:r>
     </w:p>
-    <w:bookmarkEnd w:id="71"/>
-    <w:bookmarkStart w:id="72" w:name="ejemplo-en-r"/>
+    <w:bookmarkEnd w:id="74"/>
+    <w:bookmarkStart w:id="75" w:name="ejemplo-en-r"/>
     <w:p>
       <w:pPr>
         <w:pStyle w:val="Heading2"/>
@@ -5446,8 +5501,8 @@
         <w:t xml:space="preserve">#View (datos)</w:t>
       </w:r>
     </w:p>
-    <w:bookmarkEnd w:id="72"/>
-    <w:bookmarkStart w:id="73" w:name="X1dc4498f68cd77bc9b7162b7dfc0449a917c9c6"/>
+    <w:bookmarkEnd w:id="75"/>
+    <w:bookmarkStart w:id="76" w:name="X1dc4498f68cd77bc9b7162b7dfc0449a917c9c6"/>
     <w:p>
       <w:pPr>
         <w:pStyle w:val="Heading2"/>
@@ -6435,8 +6490,8 @@
         <w:t xml:space="preserve">      Total    260    100.00         100.00    100.00         100.00</w:t>
       </w:r>
     </w:p>
-    <w:bookmarkEnd w:id="73"/>
-    <w:bookmarkStart w:id="74" w:name="Xc8405db879fb497ffed33a8e81f271f1f9cf1dd"/>
+    <w:bookmarkEnd w:id="76"/>
+    <w:bookmarkStart w:id="77" w:name="Xc8405db879fb497ffed33a8e81f271f1f9cf1dd"/>
     <w:p>
       <w:pPr>
         <w:pStyle w:val="Heading2"/>
@@ -8627,9 +8682,9 @@
         </w:tc>
       </w:tr>
     </w:tbl>
-    <w:bookmarkEnd w:id="74"/>
-    <w:bookmarkEnd w:id="75"/>
-    <w:bookmarkStart w:id="109" w:name="capítulo-4.-visualización-de-datos"/>
+    <w:bookmarkEnd w:id="77"/>
+    <w:bookmarkEnd w:id="78"/>
+    <w:bookmarkStart w:id="112" w:name="capítulo-4.-visualización-de-datos"/>
     <w:p>
       <w:pPr>
         <w:pStyle w:val="Heading1"/>
@@ -8664,7 +8719,7 @@
         <w:t xml:space="preserve">), así como su construcción en R.</w:t>
       </w:r>
     </w:p>
-    <w:bookmarkStart w:id="76" w:name="gráficos-en-r"/>
+    <w:bookmarkStart w:id="79" w:name="gráficos-en-r"/>
     <w:p>
       <w:pPr>
         <w:pStyle w:val="Heading2"/>
@@ -9060,8 +9115,8 @@
         <w:t xml:space="preserve"> $ Curso             : chr [1:260] "2020-1" "2020-1" "2020-1" "2020-1" ...</w:t>
       </w:r>
     </w:p>
-    <w:bookmarkEnd w:id="76"/>
-    <w:bookmarkStart w:id="84" w:name="gráfico-de-barras"/>
+    <w:bookmarkEnd w:id="79"/>
+    <w:bookmarkStart w:id="87" w:name="gráfico-de-barras"/>
     <w:p>
       <w:pPr>
         <w:pStyle w:val="Heading2"/>
@@ -9086,7 +9141,7 @@
         <w:t xml:space="preserve">Por ejemplo, si se desea visualizar la distribución de una variable como el género o la clase, puede emplearse un gráfico de barras.</w:t>
       </w:r>
     </w:p>
-    <w:bookmarkStart w:id="83" w:name="ejemplo-con-funciones-básicas-de-r"/>
+    <w:bookmarkStart w:id="86" w:name="ejemplo-con-funciones-básicas-de-r"/>
     <w:p>
       <w:pPr>
         <w:pStyle w:val="Heading3"/>
@@ -9233,282 +9288,6 @@
           <w:rStyle w:val="NormalTok"/>
         </w:rPr>
         <w:t xml:space="preserve">)</w:t>
-      </w:r>
-    </w:p>
-    <w:p>
-      <w:pPr>
-        <w:pStyle w:val="FirstParagraph"/>
-      </w:pPr>
-      <w:r>
-        <w:drawing>
-          <wp:inline>
-            <wp:extent cx="4620126" cy="3696101"/>
-            <wp:effectExtent b="0" l="0" r="0" t="0"/>
-            <wp:docPr descr="" title="" id="78" name="Picture"/>
-            <a:graphic>
-              <a:graphicData uri="http://schemas.openxmlformats.org/drawingml/2006/picture">
-                <pic:pic>
-                  <pic:nvPicPr>
-                    <pic:cNvPr descr="04-visualizacion_files/figure-docx/unnamed-chunk-2-1.png" id="79" name="Picture"/>
-                    <pic:cNvPicPr>
-                      <a:picLocks noChangeArrowheads="1" noChangeAspect="1"/>
-                    </pic:cNvPicPr>
-                  </pic:nvPicPr>
-                  <pic:blipFill>
-                    <a:blip r:embed="rId77"/>
-                    <a:stretch>
-                      <a:fillRect/>
-                    </a:stretch>
-                  </pic:blipFill>
-                  <pic:spPr bwMode="auto">
-                    <a:xfrm>
-                      <a:off x="0" y="0"/>
-                      <a:ext cx="4620126" cy="3696101"/>
-                    </a:xfrm>
-                    <a:prstGeom prst="rect">
-                      <a:avLst/>
-                    </a:prstGeom>
-                    <a:noFill/>
-                    <a:ln w="9525">
-                      <a:noFill/>
-                      <a:headEnd/>
-                      <a:tailEnd/>
-                    </a:ln>
-                  </pic:spPr>
-                </pic:pic>
-              </a:graphicData>
-            </a:graphic>
-          </wp:inline>
-        </w:drawing>
-      </w:r>
-    </w:p>
-    <w:p>
-      <w:pPr>
-        <w:pStyle w:val="BodyText"/>
-      </w:pPr>
-      <w:r>
-        <w:t xml:space="preserve">Ejemplo con</w:t>
-      </w:r>
-      <w:r>
-        <w:t xml:space="preserve"> </w:t>
-      </w:r>
-      <w:r>
-        <w:rPr>
-          <w:rStyle w:val="VerbatimChar"/>
-        </w:rPr>
-        <w:t xml:space="preserve">ggplot2</w:t>
-      </w:r>
-    </w:p>
-    <w:p>
-      <w:pPr>
-        <w:pStyle w:val="SourceCode"/>
-      </w:pPr>
-      <w:r>
-        <w:rPr>
-          <w:rStyle w:val="FunctionTok"/>
-        </w:rPr>
-        <w:t xml:space="preserve">library</w:t>
-      </w:r>
-      <w:r>
-        <w:rPr>
-          <w:rStyle w:val="NormalTok"/>
-        </w:rPr>
-        <w:t xml:space="preserve">(ggplot2)</w:t>
-      </w:r>
-      <w:r>
-        <w:br/>
-      </w:r>
-      <w:r>
-        <w:rPr>
-          <w:rStyle w:val="FunctionTok"/>
-        </w:rPr>
-        <w:t xml:space="preserve">ggplot</w:t>
-      </w:r>
-      <w:r>
-        <w:rPr>
-          <w:rStyle w:val="NormalTok"/>
-        </w:rPr>
-        <w:t xml:space="preserve">(datos, </w:t>
-      </w:r>
-      <w:r>
-        <w:rPr>
-          <w:rStyle w:val="FunctionTok"/>
-        </w:rPr>
-        <w:t xml:space="preserve">aes</w:t>
-      </w:r>
-      <w:r>
-        <w:rPr>
-          <w:rStyle w:val="NormalTok"/>
-        </w:rPr>
-        <w:t xml:space="preserve">(</w:t>
-      </w:r>
-      <w:r>
-        <w:rPr>
-          <w:rStyle w:val="AttributeTok"/>
-        </w:rPr>
-        <w:t xml:space="preserve">x =</w:t>
-      </w:r>
-      <w:r>
-        <w:rPr>
-          <w:rStyle w:val="NormalTok"/>
-        </w:rPr>
-        <w:t xml:space="preserve"> Genero)) </w:t>
-      </w:r>
-      <w:r>
-        <w:rPr>
-          <w:rStyle w:val="SpecialCharTok"/>
-        </w:rPr>
-        <w:t xml:space="preserve">+</w:t>
-      </w:r>
-      <w:r>
-        <w:br/>
-      </w:r>
-      <w:r>
-        <w:rPr>
-          <w:rStyle w:val="NormalTok"/>
-        </w:rPr>
-        <w:t xml:space="preserve">  </w:t>
-      </w:r>
-      <w:r>
-        <w:rPr>
-          <w:rStyle w:val="FunctionTok"/>
-        </w:rPr>
-        <w:t xml:space="preserve">geom_bar</w:t>
-      </w:r>
-      <w:r>
-        <w:rPr>
-          <w:rStyle w:val="NormalTok"/>
-        </w:rPr>
-        <w:t xml:space="preserve">() </w:t>
-      </w:r>
-      <w:r>
-        <w:rPr>
-          <w:rStyle w:val="SpecialCharTok"/>
-        </w:rPr>
-        <w:t xml:space="preserve">+</w:t>
-      </w:r>
-      <w:r>
-        <w:br/>
-      </w:r>
-      <w:r>
-        <w:rPr>
-          <w:rStyle w:val="NormalTok"/>
-        </w:rPr>
-        <w:t xml:space="preserve">  </w:t>
-      </w:r>
-      <w:r>
-        <w:rPr>
-          <w:rStyle w:val="FunctionTok"/>
-        </w:rPr>
-        <w:t xml:space="preserve">labs</w:t>
-      </w:r>
-      <w:r>
-        <w:rPr>
-          <w:rStyle w:val="NormalTok"/>
-        </w:rPr>
-        <w:t xml:space="preserve">(</w:t>
-      </w:r>
-      <w:r>
-        <w:br/>
-      </w:r>
-      <w:r>
-        <w:rPr>
-          <w:rStyle w:val="NormalTok"/>
-        </w:rPr>
-        <w:t xml:space="preserve">    </w:t>
-      </w:r>
-      <w:r>
-        <w:rPr>
-          <w:rStyle w:val="AttributeTok"/>
-        </w:rPr>
-        <w:t xml:space="preserve">title =</w:t>
-      </w:r>
-      <w:r>
-        <w:rPr>
-          <w:rStyle w:val="NormalTok"/>
-        </w:rPr>
-        <w:t xml:space="preserve"> </w:t>
-      </w:r>
-      <w:r>
-        <w:rPr>
-          <w:rStyle w:val="StringTok"/>
-        </w:rPr>
-        <w:t xml:space="preserve">"Distribución de género"</w:t>
-      </w:r>
-      <w:r>
-        <w:rPr>
-          <w:rStyle w:val="NormalTok"/>
-        </w:rPr>
-        <w:t xml:space="preserve">,</w:t>
-      </w:r>
-      <w:r>
-        <w:br/>
-      </w:r>
-      <w:r>
-        <w:rPr>
-          <w:rStyle w:val="NormalTok"/>
-        </w:rPr>
-        <w:t xml:space="preserve">    </w:t>
-      </w:r>
-      <w:r>
-        <w:rPr>
-          <w:rStyle w:val="AttributeTok"/>
-        </w:rPr>
-        <w:t xml:space="preserve">x =</w:t>
-      </w:r>
-      <w:r>
-        <w:rPr>
-          <w:rStyle w:val="NormalTok"/>
-        </w:rPr>
-        <w:t xml:space="preserve"> </w:t>
-      </w:r>
-      <w:r>
-        <w:rPr>
-          <w:rStyle w:val="StringTok"/>
-        </w:rPr>
-        <w:t xml:space="preserve">"Género"</w:t>
-      </w:r>
-      <w:r>
-        <w:rPr>
-          <w:rStyle w:val="NormalTok"/>
-        </w:rPr>
-        <w:t xml:space="preserve">,</w:t>
-      </w:r>
-      <w:r>
-        <w:br/>
-      </w:r>
-      <w:r>
-        <w:rPr>
-          <w:rStyle w:val="NormalTok"/>
-        </w:rPr>
-        <w:t xml:space="preserve">    </w:t>
-      </w:r>
-      <w:r>
-        <w:rPr>
-          <w:rStyle w:val="AttributeTok"/>
-        </w:rPr>
-        <w:t xml:space="preserve">y =</w:t>
-      </w:r>
-      <w:r>
-        <w:rPr>
-          <w:rStyle w:val="NormalTok"/>
-        </w:rPr>
-        <w:t xml:space="preserve"> </w:t>
-      </w:r>
-      <w:r>
-        <w:rPr>
-          <w:rStyle w:val="StringTok"/>
-        </w:rPr>
-        <w:t xml:space="preserve">"Frecuencia"</w:t>
-      </w:r>
-      <w:r>
-        <w:br/>
-      </w:r>
-      <w:r>
-        <w:rPr>
-          <w:rStyle w:val="NormalTok"/>
-        </w:rPr>
-        <w:t xml:space="preserve">  )</w:t>
       </w:r>
     </w:p>
     <w:p>
@@ -9525,7 +9304,7 @@
               <a:graphicData uri="http://schemas.openxmlformats.org/drawingml/2006/picture">
                 <pic:pic>
                   <pic:nvPicPr>
-                    <pic:cNvPr descr="04-visualizacion_files/figure-docx/unnamed-chunk-3-1.png" id="82" name="Picture"/>
+                    <pic:cNvPr descr="04-visualizacion_files/figure-docx/unnamed-chunk-2-1.png" id="82" name="Picture"/>
                     <pic:cNvPicPr>
                       <a:picLocks noChangeArrowheads="1" noChangeAspect="1"/>
                     </pic:cNvPicPr>
@@ -9563,43 +9342,16 @@
         <w:pStyle w:val="BodyText"/>
       </w:pPr>
       <w:r>
-        <w:t xml:space="preserve">El gráfico de barras permite comparar fácilmente las categorías y detectar cuál presenta mayor o menor frecuencia.</w:t>
-      </w:r>
-    </w:p>
-    <w:bookmarkEnd w:id="83"/>
-    <w:bookmarkEnd w:id="84"/>
-    <w:bookmarkStart w:id="93" w:name="histograma"/>
-    <w:p>
-      <w:pPr>
-        <w:pStyle w:val="Heading2"/>
-      </w:pPr>
-      <w:r>
-        <w:t xml:space="preserve">8.3 4.3 Histograma</w:t>
-      </w:r>
-    </w:p>
-    <w:p>
-      <w:pPr>
-        <w:pStyle w:val="FirstParagraph"/>
-      </w:pPr>
-      <w:r>
-        <w:t xml:space="preserve">El histograma se utiliza para representar la distribución de una variable cuantitativa continua. A diferencia del gráfico de barras, en el histograma las barras se presentan unidas, ya que representan intervalos de clase contiguos.</w:t>
-      </w:r>
-    </w:p>
-    <w:p>
-      <w:pPr>
-        <w:pStyle w:val="BodyText"/>
-      </w:pPr>
-      <w:r>
-        <w:t xml:space="preserve">Este tipo de gráfico es útil para identificar la forma de la distribución, la concentración de valores, posibles asimetrías y presencia de valores extremos.</w:t>
-      </w:r>
-    </w:p>
-    <w:bookmarkStart w:id="88" w:name="ejemplo-con-funciones-básicas-de-r-1"/>
-    <w:p>
-      <w:pPr>
-        <w:pStyle w:val="Heading3"/>
-      </w:pPr>
-      <w:r>
-        <w:t xml:space="preserve">8.3.1 Ejemplo con funciones básicas de R</w:t>
+        <w:t xml:space="preserve">Ejemplo con</w:t>
+      </w:r>
+      <w:r>
+        <w:t xml:space="preserve"> </w:t>
+      </w:r>
+      <w:r>
+        <w:rPr>
+          <w:rStyle w:val="VerbatimChar"/>
+        </w:rPr>
+        <w:t xml:space="preserve">ggplot2</w:t>
       </w:r>
     </w:p>
     <w:p>
@@ -9610,40 +9362,121 @@
         <w:rPr>
           <w:rStyle w:val="FunctionTok"/>
         </w:rPr>
-        <w:t xml:space="preserve">hist</w:t>
-      </w:r>
-      <w:r>
-        <w:rPr>
-          <w:rStyle w:val="NormalTok"/>
-        </w:rPr>
-        <w:t xml:space="preserve">(datos</w:t>
+        <w:t xml:space="preserve">library</w:t>
+      </w:r>
+      <w:r>
+        <w:rPr>
+          <w:rStyle w:val="NormalTok"/>
+        </w:rPr>
+        <w:t xml:space="preserve">(ggplot2)</w:t>
+      </w:r>
+      <w:r>
+        <w:br/>
+      </w:r>
+      <w:r>
+        <w:rPr>
+          <w:rStyle w:val="FunctionTok"/>
+        </w:rPr>
+        <w:t xml:space="preserve">ggplot</w:t>
+      </w:r>
+      <w:r>
+        <w:rPr>
+          <w:rStyle w:val="NormalTok"/>
+        </w:rPr>
+        <w:t xml:space="preserve">(datos, </w:t>
+      </w:r>
+      <w:r>
+        <w:rPr>
+          <w:rStyle w:val="FunctionTok"/>
+        </w:rPr>
+        <w:t xml:space="preserve">aes</w:t>
+      </w:r>
+      <w:r>
+        <w:rPr>
+          <w:rStyle w:val="NormalTok"/>
+        </w:rPr>
+        <w:t xml:space="preserve">(</w:t>
+      </w:r>
+      <w:r>
+        <w:rPr>
+          <w:rStyle w:val="AttributeTok"/>
+        </w:rPr>
+        <w:t xml:space="preserve">x =</w:t>
+      </w:r>
+      <w:r>
+        <w:rPr>
+          <w:rStyle w:val="NormalTok"/>
+        </w:rPr>
+        <w:t xml:space="preserve"> Genero)) </w:t>
       </w:r>
       <w:r>
         <w:rPr>
           <w:rStyle w:val="SpecialCharTok"/>
         </w:rPr>
-        <w:t xml:space="preserve">$</w:t>
-      </w:r>
-      <w:r>
-        <w:rPr>
-          <w:rStyle w:val="NormalTok"/>
-        </w:rPr>
-        <w:t xml:space="preserve">Peso_Kg,</w:t>
-      </w:r>
-      <w:r>
-        <w:br/>
-      </w:r>
-      <w:r>
-        <w:rPr>
-          <w:rStyle w:val="NormalTok"/>
-        </w:rPr>
-        <w:t xml:space="preserve">     </w:t>
+        <w:t xml:space="preserve">+</w:t>
+      </w:r>
+      <w:r>
+        <w:br/>
+      </w:r>
+      <w:r>
+        <w:rPr>
+          <w:rStyle w:val="NormalTok"/>
+        </w:rPr>
+        <w:t xml:space="preserve">  </w:t>
+      </w:r>
+      <w:r>
+        <w:rPr>
+          <w:rStyle w:val="FunctionTok"/>
+        </w:rPr>
+        <w:t xml:space="preserve">geom_bar</w:t>
+      </w:r>
+      <w:r>
+        <w:rPr>
+          <w:rStyle w:val="NormalTok"/>
+        </w:rPr>
+        <w:t xml:space="preserve">() </w:t>
+      </w:r>
+      <w:r>
+        <w:rPr>
+          <w:rStyle w:val="SpecialCharTok"/>
+        </w:rPr>
+        <w:t xml:space="preserve">+</w:t>
+      </w:r>
+      <w:r>
+        <w:br/>
+      </w:r>
+      <w:r>
+        <w:rPr>
+          <w:rStyle w:val="NormalTok"/>
+        </w:rPr>
+        <w:t xml:space="preserve">  </w:t>
+      </w:r>
+      <w:r>
+        <w:rPr>
+          <w:rStyle w:val="FunctionTok"/>
+        </w:rPr>
+        <w:t xml:space="preserve">labs</w:t>
+      </w:r>
+      <w:r>
+        <w:rPr>
+          <w:rStyle w:val="NormalTok"/>
+        </w:rPr>
+        <w:t xml:space="preserve">(</w:t>
+      </w:r>
+      <w:r>
+        <w:br/>
+      </w:r>
+      <w:r>
+        <w:rPr>
+          <w:rStyle w:val="NormalTok"/>
+        </w:rPr>
+        <w:t xml:space="preserve">    </w:t>
       </w:r>
       <w:r>
         <w:rPr>
           <w:rStyle w:val="AttributeTok"/>
         </w:rPr>
-        <w:t xml:space="preserve">main =</w:t>
+        <w:t xml:space="preserve">title =</w:t>
       </w:r>
       <w:r>
         <w:rPr>
@@ -9655,7 +9488,7 @@
         <w:rPr>
           <w:rStyle w:val="StringTok"/>
         </w:rPr>
-        <w:t xml:space="preserve">"Histograma del peso"</w:t>
+        <w:t xml:space="preserve">"Distribución de género"</w:t>
       </w:r>
       <w:r>
         <w:rPr>
@@ -9670,13 +9503,13 @@
         <w:rPr>
           <w:rStyle w:val="NormalTok"/>
         </w:rPr>
-        <w:t xml:space="preserve">     </w:t>
+        <w:t xml:space="preserve">    </w:t>
       </w:r>
       <w:r>
         <w:rPr>
           <w:rStyle w:val="AttributeTok"/>
         </w:rPr>
-        <w:t xml:space="preserve">xlab =</w:t>
+        <w:t xml:space="preserve">x =</w:t>
       </w:r>
       <w:r>
         <w:rPr>
@@ -9688,7 +9521,7 @@
         <w:rPr>
           <w:rStyle w:val="StringTok"/>
         </w:rPr>
-        <w:t xml:space="preserve">"Peso"</w:t>
+        <w:t xml:space="preserve">"Género"</w:t>
       </w:r>
       <w:r>
         <w:rPr>
@@ -9703,13 +9536,13 @@
         <w:rPr>
           <w:rStyle w:val="NormalTok"/>
         </w:rPr>
-        <w:t xml:space="preserve">     </w:t>
+        <w:t xml:space="preserve">    </w:t>
       </w:r>
       <w:r>
         <w:rPr>
           <w:rStyle w:val="AttributeTok"/>
         </w:rPr>
-        <w:t xml:space="preserve">ylab =</w:t>
+        <w:t xml:space="preserve">y =</w:t>
       </w:r>
       <w:r>
         <w:rPr>
@@ -9724,10 +9557,13 @@
         <w:t xml:space="preserve">"Frecuencia"</w:t>
       </w:r>
       <w:r>
-        <w:rPr>
-          <w:rStyle w:val="NormalTok"/>
-        </w:rPr>
-        <w:t xml:space="preserve">)</w:t>
+        <w:br/>
+      </w:r>
+      <w:r>
+        <w:rPr>
+          <w:rStyle w:val="NormalTok"/>
+        </w:rPr>
+        <w:t xml:space="preserve">  )</w:t>
       </w:r>
     </w:p>
     <w:p>
@@ -9739,18 +9575,18 @@
           <wp:inline>
             <wp:extent cx="4620126" cy="3696101"/>
             <wp:effectExtent b="0" l="0" r="0" t="0"/>
-            <wp:docPr descr="" title="" id="86" name="Picture"/>
+            <wp:docPr descr="" title="" id="84" name="Picture"/>
             <a:graphic>
               <a:graphicData uri="http://schemas.openxmlformats.org/drawingml/2006/picture">
                 <pic:pic>
                   <pic:nvPicPr>
-                    <pic:cNvPr descr="04-visualizacion_files/figure-docx/unnamed-chunk-4-1.png" id="87" name="Picture"/>
+                    <pic:cNvPr descr="04-visualizacion_files/figure-docx/unnamed-chunk-3-1.png" id="85" name="Picture"/>
                     <pic:cNvPicPr>
                       <a:picLocks noChangeArrowheads="1" noChangeAspect="1"/>
                     </pic:cNvPicPr>
                   </pic:nvPicPr>
                   <pic:blipFill>
-                    <a:blip r:embed="rId85"/>
+                    <a:blip r:embed="rId83"/>
                     <a:stretch>
                       <a:fillRect/>
                     </a:stretch>
@@ -9777,23 +9613,48 @@
         </w:drawing>
       </w:r>
     </w:p>
-    <w:bookmarkEnd w:id="88"/>
-    <w:bookmarkStart w:id="92" w:name="ejemplo-con-ggplot2"/>
+    <w:p>
+      <w:pPr>
+        <w:pStyle w:val="BodyText"/>
+      </w:pPr>
+      <w:r>
+        <w:t xml:space="preserve">El gráfico de barras permite comparar fácilmente las categorías y detectar cuál presenta mayor o menor frecuencia.</w:t>
+      </w:r>
+    </w:p>
+    <w:bookmarkEnd w:id="86"/>
+    <w:bookmarkEnd w:id="87"/>
+    <w:bookmarkStart w:id="96" w:name="histograma"/>
+    <w:p>
+      <w:pPr>
+        <w:pStyle w:val="Heading2"/>
+      </w:pPr>
+      <w:r>
+        <w:t xml:space="preserve">8.3 4.3 Histograma</w:t>
+      </w:r>
+    </w:p>
+    <w:p>
+      <w:pPr>
+        <w:pStyle w:val="FirstParagraph"/>
+      </w:pPr>
+      <w:r>
+        <w:t xml:space="preserve">El histograma se utiliza para representar la distribución de una variable cuantitativa continua. A diferencia del gráfico de barras, en el histograma las barras se presentan unidas, ya que representan intervalos de clase contiguos.</w:t>
+      </w:r>
+    </w:p>
+    <w:p>
+      <w:pPr>
+        <w:pStyle w:val="BodyText"/>
+      </w:pPr>
+      <w:r>
+        <w:t xml:space="preserve">Este tipo de gráfico es útil para identificar la forma de la distribución, la concentración de valores, posibles asimetrías y presencia de valores extremos.</w:t>
+      </w:r>
+    </w:p>
+    <w:bookmarkStart w:id="91" w:name="ejemplo-con-funciones-básicas-de-r-1"/>
     <w:p>
       <w:pPr>
         <w:pStyle w:val="Heading3"/>
       </w:pPr>
       <w:r>
-        <w:t xml:space="preserve">8.3.2 Ejemplo con</w:t>
-      </w:r>
-      <w:r>
-        <w:t xml:space="preserve"> </w:t>
-      </w:r>
-      <w:r>
-        <w:rPr>
-          <w:rStyle w:val="VerbatimChar"/>
-        </w:rPr>
-        <w:t xml:space="preserve">ggplot2</w:t>
+        <w:t xml:space="preserve">8.3.1 Ejemplo con funciones básicas de R</w:t>
       </w:r>
     </w:p>
     <w:p>
@@ -9804,130 +9665,106 @@
         <w:rPr>
           <w:rStyle w:val="FunctionTok"/>
         </w:rPr>
-        <w:t xml:space="preserve">ggplot</w:t>
-      </w:r>
-      <w:r>
-        <w:rPr>
-          <w:rStyle w:val="NormalTok"/>
-        </w:rPr>
-        <w:t xml:space="preserve">(datos, </w:t>
-      </w:r>
-      <w:r>
-        <w:rPr>
-          <w:rStyle w:val="FunctionTok"/>
-        </w:rPr>
-        <w:t xml:space="preserve">aes</w:t>
-      </w:r>
-      <w:r>
-        <w:rPr>
-          <w:rStyle w:val="NormalTok"/>
-        </w:rPr>
-        <w:t xml:space="preserve">(</w:t>
+        <w:t xml:space="preserve">hist</w:t>
+      </w:r>
+      <w:r>
+        <w:rPr>
+          <w:rStyle w:val="NormalTok"/>
+        </w:rPr>
+        <w:t xml:space="preserve">(datos</w:t>
+      </w:r>
+      <w:r>
+        <w:rPr>
+          <w:rStyle w:val="SpecialCharTok"/>
+        </w:rPr>
+        <w:t xml:space="preserve">$</w:t>
+      </w:r>
+      <w:r>
+        <w:rPr>
+          <w:rStyle w:val="NormalTok"/>
+        </w:rPr>
+        <w:t xml:space="preserve">Peso_Kg,</w:t>
+      </w:r>
+      <w:r>
+        <w:br/>
+      </w:r>
+      <w:r>
+        <w:rPr>
+          <w:rStyle w:val="NormalTok"/>
+        </w:rPr>
+        <w:t xml:space="preserve">     </w:t>
       </w:r>
       <w:r>
         <w:rPr>
           <w:rStyle w:val="AttributeTok"/>
         </w:rPr>
-        <w:t xml:space="preserve">x =</w:t>
-      </w:r>
-      <w:r>
-        <w:rPr>
-          <w:rStyle w:val="NormalTok"/>
-        </w:rPr>
-        <w:t xml:space="preserve"> Peso_Kg)) </w:t>
-      </w:r>
-      <w:r>
-        <w:rPr>
-          <w:rStyle w:val="SpecialCharTok"/>
-        </w:rPr>
-        <w:t xml:space="preserve">+</w:t>
-      </w:r>
-      <w:r>
-        <w:br/>
-      </w:r>
-      <w:r>
-        <w:rPr>
-          <w:rStyle w:val="NormalTok"/>
-        </w:rPr>
-        <w:t xml:space="preserve">  </w:t>
-      </w:r>
-      <w:r>
-        <w:rPr>
-          <w:rStyle w:val="FunctionTok"/>
-        </w:rPr>
-        <w:t xml:space="preserve">geom_histogram</w:t>
-      </w:r>
-      <w:r>
-        <w:rPr>
-          <w:rStyle w:val="NormalTok"/>
-        </w:rPr>
-        <w:t xml:space="preserve">(</w:t>
+        <w:t xml:space="preserve">main =</w:t>
+      </w:r>
+      <w:r>
+        <w:rPr>
+          <w:rStyle w:val="NormalTok"/>
+        </w:rPr>
+        <w:t xml:space="preserve"> </w:t>
+      </w:r>
+      <w:r>
+        <w:rPr>
+          <w:rStyle w:val="StringTok"/>
+        </w:rPr>
+        <w:t xml:space="preserve">"Histograma del peso"</w:t>
+      </w:r>
+      <w:r>
+        <w:rPr>
+          <w:rStyle w:val="NormalTok"/>
+        </w:rPr>
+        <w:t xml:space="preserve">,</w:t>
+      </w:r>
+      <w:r>
+        <w:br/>
+      </w:r>
+      <w:r>
+        <w:rPr>
+          <w:rStyle w:val="NormalTok"/>
+        </w:rPr>
+        <w:t xml:space="preserve">     </w:t>
       </w:r>
       <w:r>
         <w:rPr>
           <w:rStyle w:val="AttributeTok"/>
         </w:rPr>
-        <w:t xml:space="preserve">bins =</w:t>
-      </w:r>
-      <w:r>
-        <w:rPr>
-          <w:rStyle w:val="NormalTok"/>
-        </w:rPr>
-        <w:t xml:space="preserve"> </w:t>
-      </w:r>
-      <w:r>
-        <w:rPr>
-          <w:rStyle w:val="DecValTok"/>
-        </w:rPr>
-        <w:t xml:space="preserve">10</w:t>
-      </w:r>
-      <w:r>
-        <w:rPr>
-          <w:rStyle w:val="NormalTok"/>
-        </w:rPr>
-        <w:t xml:space="preserve">) </w:t>
-      </w:r>
-      <w:r>
-        <w:rPr>
-          <w:rStyle w:val="SpecialCharTok"/>
-        </w:rPr>
-        <w:t xml:space="preserve">+</w:t>
-      </w:r>
-      <w:r>
-        <w:br/>
-      </w:r>
-      <w:r>
-        <w:rPr>
-          <w:rStyle w:val="NormalTok"/>
-        </w:rPr>
-        <w:t xml:space="preserve">  </w:t>
-      </w:r>
-      <w:r>
-        <w:rPr>
-          <w:rStyle w:val="FunctionTok"/>
-        </w:rPr>
-        <w:t xml:space="preserve">labs</w:t>
-      </w:r>
-      <w:r>
-        <w:rPr>
-          <w:rStyle w:val="NormalTok"/>
-        </w:rPr>
-        <w:t xml:space="preserve">(</w:t>
-      </w:r>
-      <w:r>
-        <w:br/>
-      </w:r>
-      <w:r>
-        <w:rPr>
-          <w:rStyle w:val="NormalTok"/>
-        </w:rPr>
-        <w:t xml:space="preserve">    </w:t>
+        <w:t xml:space="preserve">xlab =</w:t>
+      </w:r>
+      <w:r>
+        <w:rPr>
+          <w:rStyle w:val="NormalTok"/>
+        </w:rPr>
+        <w:t xml:space="preserve"> </w:t>
+      </w:r>
+      <w:r>
+        <w:rPr>
+          <w:rStyle w:val="StringTok"/>
+        </w:rPr>
+        <w:t xml:space="preserve">"Peso"</w:t>
+      </w:r>
+      <w:r>
+        <w:rPr>
+          <w:rStyle w:val="NormalTok"/>
+        </w:rPr>
+        <w:t xml:space="preserve">,</w:t>
+      </w:r>
+      <w:r>
+        <w:br/>
+      </w:r>
+      <w:r>
+        <w:rPr>
+          <w:rStyle w:val="NormalTok"/>
+        </w:rPr>
+        <w:t xml:space="preserve">     </w:t>
       </w:r>
       <w:r>
         <w:rPr>
           <w:rStyle w:val="AttributeTok"/>
         </w:rPr>
-        <w:t xml:space="preserve">title =</w:t>
+        <w:t xml:space="preserve">ylab =</w:t>
       </w:r>
       <w:r>
         <w:rPr>
@@ -9939,82 +9776,13 @@
         <w:rPr>
           <w:rStyle w:val="StringTok"/>
         </w:rPr>
-        <w:t xml:space="preserve">"Histograma del peso"</w:t>
-      </w:r>
-      <w:r>
-        <w:rPr>
-          <w:rStyle w:val="NormalTok"/>
-        </w:rPr>
-        <w:t xml:space="preserve">,</w:t>
-      </w:r>
-      <w:r>
-        <w:br/>
-      </w:r>
-      <w:r>
-        <w:rPr>
-          <w:rStyle w:val="NormalTok"/>
-        </w:rPr>
-        <w:t xml:space="preserve">    </w:t>
-      </w:r>
-      <w:r>
-        <w:rPr>
-          <w:rStyle w:val="AttributeTok"/>
-        </w:rPr>
-        <w:t xml:space="preserve">x =</w:t>
-      </w:r>
-      <w:r>
-        <w:rPr>
-          <w:rStyle w:val="NormalTok"/>
-        </w:rPr>
-        <w:t xml:space="preserve"> </w:t>
-      </w:r>
-      <w:r>
-        <w:rPr>
-          <w:rStyle w:val="StringTok"/>
-        </w:rPr>
-        <w:t xml:space="preserve">"Peso"</w:t>
-      </w:r>
-      <w:r>
-        <w:rPr>
-          <w:rStyle w:val="NormalTok"/>
-        </w:rPr>
-        <w:t xml:space="preserve">,</w:t>
-      </w:r>
-      <w:r>
-        <w:br/>
-      </w:r>
-      <w:r>
-        <w:rPr>
-          <w:rStyle w:val="NormalTok"/>
-        </w:rPr>
-        <w:t xml:space="preserve">    </w:t>
-      </w:r>
-      <w:r>
-        <w:rPr>
-          <w:rStyle w:val="AttributeTok"/>
-        </w:rPr>
-        <w:t xml:space="preserve">y =</w:t>
-      </w:r>
-      <w:r>
-        <w:rPr>
-          <w:rStyle w:val="NormalTok"/>
-        </w:rPr>
-        <w:t xml:space="preserve"> </w:t>
-      </w:r>
-      <w:r>
-        <w:rPr>
-          <w:rStyle w:val="StringTok"/>
-        </w:rPr>
         <w:t xml:space="preserve">"Frecuencia"</w:t>
       </w:r>
       <w:r>
-        <w:br/>
-      </w:r>
-      <w:r>
-        <w:rPr>
-          <w:rStyle w:val="NormalTok"/>
-        </w:rPr>
-        <w:t xml:space="preserve">  )</w:t>
+        <w:rPr>
+          <w:rStyle w:val="NormalTok"/>
+        </w:rPr>
+        <w:t xml:space="preserve">)</w:t>
       </w:r>
     </w:p>
     <w:p>
@@ -10026,18 +9794,18 @@
           <wp:inline>
             <wp:extent cx="4620126" cy="3696101"/>
             <wp:effectExtent b="0" l="0" r="0" t="0"/>
-            <wp:docPr descr="" title="" id="90" name="Picture"/>
+            <wp:docPr descr="" title="" id="89" name="Picture"/>
             <a:graphic>
               <a:graphicData uri="http://schemas.openxmlformats.org/drawingml/2006/picture">
                 <pic:pic>
                   <pic:nvPicPr>
-                    <pic:cNvPr descr="04-visualizacion_files/figure-docx/unnamed-chunk-5-1.png" id="91" name="Picture"/>
+                    <pic:cNvPr descr="04-visualizacion_files/figure-docx/unnamed-chunk-4-1.png" id="90" name="Picture"/>
                     <pic:cNvPicPr>
                       <a:picLocks noChangeArrowheads="1" noChangeAspect="1"/>
                     </pic:cNvPicPr>
                   </pic:nvPicPr>
                   <pic:blipFill>
-                    <a:blip r:embed="rId89"/>
+                    <a:blip r:embed="rId88"/>
                     <a:stretch>
                       <a:fillRect/>
                     </a:stretch>
@@ -10064,6 +9832,293 @@
         </w:drawing>
       </w:r>
     </w:p>
+    <w:bookmarkEnd w:id="91"/>
+    <w:bookmarkStart w:id="95" w:name="ejemplo-con-ggplot2"/>
+    <w:p>
+      <w:pPr>
+        <w:pStyle w:val="Heading3"/>
+      </w:pPr>
+      <w:r>
+        <w:t xml:space="preserve">8.3.2 Ejemplo con</w:t>
+      </w:r>
+      <w:r>
+        <w:t xml:space="preserve"> </w:t>
+      </w:r>
+      <w:r>
+        <w:rPr>
+          <w:rStyle w:val="VerbatimChar"/>
+        </w:rPr>
+        <w:t xml:space="preserve">ggplot2</w:t>
+      </w:r>
+    </w:p>
+    <w:p>
+      <w:pPr>
+        <w:pStyle w:val="SourceCode"/>
+      </w:pPr>
+      <w:r>
+        <w:rPr>
+          <w:rStyle w:val="FunctionTok"/>
+        </w:rPr>
+        <w:t xml:space="preserve">ggplot</w:t>
+      </w:r>
+      <w:r>
+        <w:rPr>
+          <w:rStyle w:val="NormalTok"/>
+        </w:rPr>
+        <w:t xml:space="preserve">(datos, </w:t>
+      </w:r>
+      <w:r>
+        <w:rPr>
+          <w:rStyle w:val="FunctionTok"/>
+        </w:rPr>
+        <w:t xml:space="preserve">aes</w:t>
+      </w:r>
+      <w:r>
+        <w:rPr>
+          <w:rStyle w:val="NormalTok"/>
+        </w:rPr>
+        <w:t xml:space="preserve">(</w:t>
+      </w:r>
+      <w:r>
+        <w:rPr>
+          <w:rStyle w:val="AttributeTok"/>
+        </w:rPr>
+        <w:t xml:space="preserve">x =</w:t>
+      </w:r>
+      <w:r>
+        <w:rPr>
+          <w:rStyle w:val="NormalTok"/>
+        </w:rPr>
+        <w:t xml:space="preserve"> Peso_Kg)) </w:t>
+      </w:r>
+      <w:r>
+        <w:rPr>
+          <w:rStyle w:val="SpecialCharTok"/>
+        </w:rPr>
+        <w:t xml:space="preserve">+</w:t>
+      </w:r>
+      <w:r>
+        <w:br/>
+      </w:r>
+      <w:r>
+        <w:rPr>
+          <w:rStyle w:val="NormalTok"/>
+        </w:rPr>
+        <w:t xml:space="preserve">  </w:t>
+      </w:r>
+      <w:r>
+        <w:rPr>
+          <w:rStyle w:val="FunctionTok"/>
+        </w:rPr>
+        <w:t xml:space="preserve">geom_histogram</w:t>
+      </w:r>
+      <w:r>
+        <w:rPr>
+          <w:rStyle w:val="NormalTok"/>
+        </w:rPr>
+        <w:t xml:space="preserve">(</w:t>
+      </w:r>
+      <w:r>
+        <w:rPr>
+          <w:rStyle w:val="AttributeTok"/>
+        </w:rPr>
+        <w:t xml:space="preserve">bins =</w:t>
+      </w:r>
+      <w:r>
+        <w:rPr>
+          <w:rStyle w:val="NormalTok"/>
+        </w:rPr>
+        <w:t xml:space="preserve"> </w:t>
+      </w:r>
+      <w:r>
+        <w:rPr>
+          <w:rStyle w:val="DecValTok"/>
+        </w:rPr>
+        <w:t xml:space="preserve">10</w:t>
+      </w:r>
+      <w:r>
+        <w:rPr>
+          <w:rStyle w:val="NormalTok"/>
+        </w:rPr>
+        <w:t xml:space="preserve">) </w:t>
+      </w:r>
+      <w:r>
+        <w:rPr>
+          <w:rStyle w:val="SpecialCharTok"/>
+        </w:rPr>
+        <w:t xml:space="preserve">+</w:t>
+      </w:r>
+      <w:r>
+        <w:br/>
+      </w:r>
+      <w:r>
+        <w:rPr>
+          <w:rStyle w:val="NormalTok"/>
+        </w:rPr>
+        <w:t xml:space="preserve">  </w:t>
+      </w:r>
+      <w:r>
+        <w:rPr>
+          <w:rStyle w:val="FunctionTok"/>
+        </w:rPr>
+        <w:t xml:space="preserve">labs</w:t>
+      </w:r>
+      <w:r>
+        <w:rPr>
+          <w:rStyle w:val="NormalTok"/>
+        </w:rPr>
+        <w:t xml:space="preserve">(</w:t>
+      </w:r>
+      <w:r>
+        <w:br/>
+      </w:r>
+      <w:r>
+        <w:rPr>
+          <w:rStyle w:val="NormalTok"/>
+        </w:rPr>
+        <w:t xml:space="preserve">    </w:t>
+      </w:r>
+      <w:r>
+        <w:rPr>
+          <w:rStyle w:val="AttributeTok"/>
+        </w:rPr>
+        <w:t xml:space="preserve">title =</w:t>
+      </w:r>
+      <w:r>
+        <w:rPr>
+          <w:rStyle w:val="NormalTok"/>
+        </w:rPr>
+        <w:t xml:space="preserve"> </w:t>
+      </w:r>
+      <w:r>
+        <w:rPr>
+          <w:rStyle w:val="StringTok"/>
+        </w:rPr>
+        <w:t xml:space="preserve">"Histograma del peso"</w:t>
+      </w:r>
+      <w:r>
+        <w:rPr>
+          <w:rStyle w:val="NormalTok"/>
+        </w:rPr>
+        <w:t xml:space="preserve">,</w:t>
+      </w:r>
+      <w:r>
+        <w:br/>
+      </w:r>
+      <w:r>
+        <w:rPr>
+          <w:rStyle w:val="NormalTok"/>
+        </w:rPr>
+        <w:t xml:space="preserve">    </w:t>
+      </w:r>
+      <w:r>
+        <w:rPr>
+          <w:rStyle w:val="AttributeTok"/>
+        </w:rPr>
+        <w:t xml:space="preserve">x =</w:t>
+      </w:r>
+      <w:r>
+        <w:rPr>
+          <w:rStyle w:val="NormalTok"/>
+        </w:rPr>
+        <w:t xml:space="preserve"> </w:t>
+      </w:r>
+      <w:r>
+        <w:rPr>
+          <w:rStyle w:val="StringTok"/>
+        </w:rPr>
+        <w:t xml:space="preserve">"Peso"</w:t>
+      </w:r>
+      <w:r>
+        <w:rPr>
+          <w:rStyle w:val="NormalTok"/>
+        </w:rPr>
+        <w:t xml:space="preserve">,</w:t>
+      </w:r>
+      <w:r>
+        <w:br/>
+      </w:r>
+      <w:r>
+        <w:rPr>
+          <w:rStyle w:val="NormalTok"/>
+        </w:rPr>
+        <w:t xml:space="preserve">    </w:t>
+      </w:r>
+      <w:r>
+        <w:rPr>
+          <w:rStyle w:val="AttributeTok"/>
+        </w:rPr>
+        <w:t xml:space="preserve">y =</w:t>
+      </w:r>
+      <w:r>
+        <w:rPr>
+          <w:rStyle w:val="NormalTok"/>
+        </w:rPr>
+        <w:t xml:space="preserve"> </w:t>
+      </w:r>
+      <w:r>
+        <w:rPr>
+          <w:rStyle w:val="StringTok"/>
+        </w:rPr>
+        <w:t xml:space="preserve">"Frecuencia"</w:t>
+      </w:r>
+      <w:r>
+        <w:br/>
+      </w:r>
+      <w:r>
+        <w:rPr>
+          <w:rStyle w:val="NormalTok"/>
+        </w:rPr>
+        <w:t xml:space="preserve">  )</w:t>
+      </w:r>
+    </w:p>
+    <w:p>
+      <w:pPr>
+        <w:pStyle w:val="FirstParagraph"/>
+      </w:pPr>
+      <w:r>
+        <w:drawing>
+          <wp:inline>
+            <wp:extent cx="4620126" cy="3696101"/>
+            <wp:effectExtent b="0" l="0" r="0" t="0"/>
+            <wp:docPr descr="" title="" id="93" name="Picture"/>
+            <a:graphic>
+              <a:graphicData uri="http://schemas.openxmlformats.org/drawingml/2006/picture">
+                <pic:pic>
+                  <pic:nvPicPr>
+                    <pic:cNvPr descr="04-visualizacion_files/figure-docx/unnamed-chunk-5-1.png" id="94" name="Picture"/>
+                    <pic:cNvPicPr>
+                      <a:picLocks noChangeArrowheads="1" noChangeAspect="1"/>
+                    </pic:cNvPicPr>
+                  </pic:nvPicPr>
+                  <pic:blipFill>
+                    <a:blip r:embed="rId92"/>
+                    <a:stretch>
+                      <a:fillRect/>
+                    </a:stretch>
+                  </pic:blipFill>
+                  <pic:spPr bwMode="auto">
+                    <a:xfrm>
+                      <a:off x="0" y="0"/>
+                      <a:ext cx="4620126" cy="3696101"/>
+                    </a:xfrm>
+                    <a:prstGeom prst="rect">
+                      <a:avLst/>
+                    </a:prstGeom>
+                    <a:noFill/>
+                    <a:ln w="9525">
+                      <a:noFill/>
+                      <a:headEnd/>
+                      <a:tailEnd/>
+                    </a:ln>
+                  </pic:spPr>
+                </pic:pic>
+              </a:graphicData>
+            </a:graphic>
+          </wp:inline>
+        </w:drawing>
+      </w:r>
+    </w:p>
     <w:p>
       <w:pPr>
         <w:pStyle w:val="BodyText"/>
@@ -10072,9 +10127,9 @@
         <w:t xml:space="preserve">La elección del número de intervalos puede modificar la apariencia del histograma y, por tanto, la interpretación de la distribución.</w:t>
       </w:r>
     </w:p>
-    <w:bookmarkEnd w:id="92"/>
-    <w:bookmarkEnd w:id="93"/>
-    <w:bookmarkStart w:id="106" w:name="boxplot"/>
+    <w:bookmarkEnd w:id="95"/>
+    <w:bookmarkEnd w:id="96"/>
+    <w:bookmarkStart w:id="109" w:name="boxplot"/>
     <w:p>
       <w:pPr>
         <w:pStyle w:val="Heading2"/>
@@ -10248,7 +10303,7 @@
         <w:t xml:space="preserve">valor máximo</w:t>
       </w:r>
     </w:p>
-    <w:bookmarkStart w:id="97" w:name="ejemplo-con-funciones-básicas-de-r-2"/>
+    <w:bookmarkStart w:id="100" w:name="ejemplo-con-funciones-básicas-de-r-2"/>
     <w:p>
       <w:pPr>
         <w:pStyle w:val="Heading3"/>
@@ -10361,18 +10416,18 @@
           <wp:inline>
             <wp:extent cx="4620126" cy="3696101"/>
             <wp:effectExtent b="0" l="0" r="0" t="0"/>
-            <wp:docPr descr="" title="" id="95" name="Picture"/>
+            <wp:docPr descr="" title="" id="98" name="Picture"/>
             <a:graphic>
               <a:graphicData uri="http://schemas.openxmlformats.org/drawingml/2006/picture">
                 <pic:pic>
                   <pic:nvPicPr>
-                    <pic:cNvPr descr="04-visualizacion_files/figure-docx/unnamed-chunk-6-1.png" id="96" name="Picture"/>
+                    <pic:cNvPr descr="04-visualizacion_files/figure-docx/unnamed-chunk-6-1.png" id="99" name="Picture"/>
                     <pic:cNvPicPr>
                       <a:picLocks noChangeArrowheads="1" noChangeAspect="1"/>
                     </pic:cNvPicPr>
                   </pic:nvPicPr>
                   <pic:blipFill>
-                    <a:blip r:embed="rId94"/>
+                    <a:blip r:embed="rId97"/>
                     <a:stretch>
                       <a:fillRect/>
                     </a:stretch>
@@ -10399,8 +10454,8 @@
         </w:drawing>
       </w:r>
     </w:p>
-    <w:bookmarkEnd w:id="97"/>
-    <w:bookmarkStart w:id="101" w:name="ejemplo-con-ggplot2-1"/>
+    <w:bookmarkEnd w:id="100"/>
+    <w:bookmarkStart w:id="104" w:name="ejemplo-con-ggplot2-1"/>
     <w:p>
       <w:pPr>
         <w:pStyle w:val="Heading3"/>
@@ -10636,18 +10691,18 @@
           <wp:inline>
             <wp:extent cx="4620126" cy="3696101"/>
             <wp:effectExtent b="0" l="0" r="0" t="0"/>
-            <wp:docPr descr="" title="" id="99" name="Picture"/>
+            <wp:docPr descr="" title="" id="102" name="Picture"/>
             <a:graphic>
               <a:graphicData uri="http://schemas.openxmlformats.org/drawingml/2006/picture">
                 <pic:pic>
                   <pic:nvPicPr>
-                    <pic:cNvPr descr="04-visualizacion_files/figure-docx/unnamed-chunk-7-1.png" id="100" name="Picture"/>
+                    <pic:cNvPr descr="04-visualizacion_files/figure-docx/unnamed-chunk-7-1.png" id="103" name="Picture"/>
                     <pic:cNvPicPr>
                       <a:picLocks noChangeArrowheads="1" noChangeAspect="1"/>
                     </pic:cNvPicPr>
                   </pic:nvPicPr>
                   <pic:blipFill>
-                    <a:blip r:embed="rId98"/>
+                    <a:blip r:embed="rId101"/>
                     <a:stretch>
                       <a:fillRect/>
                     </a:stretch>
@@ -10687,8 +10742,8 @@
         <w:t xml:space="preserve">También es posible comparar una variable cuantitativa entre categorías.</w:t>
       </w:r>
     </w:p>
-    <w:bookmarkEnd w:id="101"/>
-    <w:bookmarkStart w:id="105" w:name="boxplot-por-grupo"/>
+    <w:bookmarkEnd w:id="104"/>
+    <w:bookmarkStart w:id="108" w:name="boxplot-por-grupo"/>
     <w:p>
       <w:pPr>
         <w:pStyle w:val="Heading3"/>
@@ -10870,18 +10925,18 @@
           <wp:inline>
             <wp:extent cx="4620126" cy="3696101"/>
             <wp:effectExtent b="0" l="0" r="0" t="0"/>
-            <wp:docPr descr="" title="" id="103" name="Picture"/>
+            <wp:docPr descr="" title="" id="106" name="Picture"/>
             <a:graphic>
               <a:graphicData uri="http://schemas.openxmlformats.org/drawingml/2006/picture">
                 <pic:pic>
                   <pic:nvPicPr>
-                    <pic:cNvPr descr="04-visualizacion_files/figure-docx/unnamed-chunk-8-1.png" id="104" name="Picture"/>
+                    <pic:cNvPr descr="04-visualizacion_files/figure-docx/unnamed-chunk-8-1.png" id="107" name="Picture"/>
                     <pic:cNvPicPr>
                       <a:picLocks noChangeArrowheads="1" noChangeAspect="1"/>
                     </pic:cNvPicPr>
                   </pic:nvPicPr>
                   <pic:blipFill>
-                    <a:blip r:embed="rId102"/>
+                    <a:blip r:embed="rId105"/>
                     <a:stretch>
                       <a:fillRect/>
                     </a:stretch>
@@ -10916,9 +10971,9 @@
         <w:t xml:space="preserve">Este tipo de visualización permite comparar la dispersión, la posición central y la presencia de valores atípicos entre grupos.</w:t>
       </w:r>
     </w:p>
-    <w:bookmarkEnd w:id="105"/>
-    <w:bookmarkEnd w:id="106"/>
-    <w:bookmarkStart w:id="107" w:name="interpretación-básica-de-los-gráficos"/>
+    <w:bookmarkEnd w:id="108"/>
+    <w:bookmarkEnd w:id="109"/>
+    <w:bookmarkStart w:id="110" w:name="interpretación-básica-de-los-gráficos"/>
     <w:p>
       <w:pPr>
         <w:pStyle w:val="Heading2"/>
@@ -11024,8 +11079,8 @@
         <w:t xml:space="preserve">Por ello, la selección del gráfico debe hacerse de acuerdo con el tipo de variable y el propósito del análisis.</w:t>
       </w:r>
     </w:p>
-    <w:bookmarkEnd w:id="107"/>
-    <w:bookmarkStart w:id="108" w:name="Xf58c2d831dd532be72d11b21fb7d2d1ecb2bcba"/>
+    <w:bookmarkEnd w:id="110"/>
+    <w:bookmarkStart w:id="111" w:name="Xf58c2d831dd532be72d11b21fb7d2d1ecb2bcba"/>
     <w:p>
       <w:pPr>
         <w:pStyle w:val="Heading2"/>
@@ -11128,9 +11183,9 @@
         <w:t xml:space="preserve">ofrecen múltiples posibilidades para representar datos de forma efectiva, favoreciendo un análisis más sólido y una mejor interpretación de la información.</w:t>
       </w:r>
     </w:p>
-    <w:bookmarkEnd w:id="108"/>
-    <w:bookmarkEnd w:id="109"/>
-    <w:bookmarkStart w:id="110" w:name="Xb500ffd371f14fa08f5b27718004b6794bd09fd"/>
+    <w:bookmarkEnd w:id="111"/>
+    <w:bookmarkEnd w:id="112"/>
+    <w:bookmarkStart w:id="113" w:name="Xb500ffd371f14fa08f5b27718004b6794bd09fd"/>
     <w:p>
       <w:pPr>
         <w:pStyle w:val="Heading1"/>
@@ -11267,8 +11322,8 @@
         <w:t xml:space="preserve">En este capítulo se presentan las principales medidas de tendencia central y de dispersión, junto con su formulación matemática y su implementación en R.</w:t>
       </w:r>
     </w:p>
-    <w:bookmarkEnd w:id="110"/>
-    <w:bookmarkStart w:id="123" w:name="medidas-de-tendencia-central"/>
+    <w:bookmarkEnd w:id="113"/>
+    <w:bookmarkStart w:id="126" w:name="medidas-de-tendencia-central"/>
     <w:p>
       <w:pPr>
         <w:pStyle w:val="Heading1"/>
@@ -11277,7 +11332,7 @@
         <w:t xml:space="preserve">10. 5.1 Medidas de tendencia central</w:t>
       </w:r>
     </w:p>
-    <w:bookmarkStart w:id="111" w:name="media-aritmética"/>
+    <w:bookmarkStart w:id="114" w:name="media-aritmética"/>
     <w:p>
       <w:pPr>
         <w:pStyle w:val="Heading3"/>
@@ -11458,8 +11513,8 @@
         <w:br/>
       </w:r>
     </w:p>
-    <w:bookmarkEnd w:id="111"/>
-    <w:bookmarkStart w:id="112" w:name="cálculo-en-r"/>
+    <w:bookmarkEnd w:id="114"/>
+    <w:bookmarkStart w:id="115" w:name="cálculo-en-r"/>
     <w:p>
       <w:pPr>
         <w:pStyle w:val="Heading3"/>
@@ -11928,8 +11983,8 @@
         <w:t xml:space="preserve">[1] 68.14808</w:t>
       </w:r>
     </w:p>
-    <w:bookmarkEnd w:id="112"/>
-    <w:bookmarkStart w:id="113" w:name="mediana"/>
+    <w:bookmarkEnd w:id="115"/>
+    <w:bookmarkStart w:id="116" w:name="mediana"/>
     <w:p>
       <w:pPr>
         <w:pStyle w:val="Heading3"/>
@@ -12164,8 +12219,8 @@
         <w:t xml:space="preserve">La mediana es una medida robusta frente a valores extremos.</w:t>
       </w:r>
     </w:p>
-    <w:bookmarkEnd w:id="113"/>
-    <w:bookmarkStart w:id="114" w:name="cálculo-en-r-1"/>
+    <w:bookmarkEnd w:id="116"/>
+    <w:bookmarkStart w:id="117" w:name="cálculo-en-r-1"/>
     <w:p>
       <w:pPr>
         <w:pStyle w:val="Heading3"/>
@@ -12238,8 +12293,8 @@
         <w:t xml:space="preserve">[1] 50</w:t>
       </w:r>
     </w:p>
-    <w:bookmarkEnd w:id="114"/>
-    <w:bookmarkStart w:id="115" w:name="moda"/>
+    <w:bookmarkEnd w:id="117"/>
+    <w:bookmarkStart w:id="118" w:name="moda"/>
     <w:p>
       <w:pPr>
         <w:pStyle w:val="Heading3"/>
@@ -12315,8 +12370,8 @@
         </m:oMath>
       </m:oMathPara>
     </w:p>
-    <w:bookmarkEnd w:id="115"/>
-    <w:bookmarkStart w:id="116" w:name="cálculo-en-r-2"/>
+    <w:bookmarkEnd w:id="118"/>
+    <w:bookmarkStart w:id="119" w:name="cálculo-en-r-2"/>
     <w:p>
       <w:pPr>
         <w:pStyle w:val="Heading3"/>
@@ -12488,8 +12543,8 @@
         <w:t xml:space="preserve">[1] 40</w:t>
       </w:r>
     </w:p>
-    <w:bookmarkEnd w:id="116"/>
-    <w:bookmarkStart w:id="120" w:name="Xaf20193a12f4e41a5ebf2c3abc9bf67af7f45f5"/>
+    <w:bookmarkEnd w:id="119"/>
+    <w:bookmarkStart w:id="123" w:name="Xaf20193a12f4e41a5ebf2c3abc9bf67af7f45f5"/>
     <w:p>
       <w:pPr>
         <w:pStyle w:val="Heading2"/>
@@ -13886,18 +13941,18 @@
           <wp:inline>
             <wp:extent cx="4620126" cy="3696101"/>
             <wp:effectExtent b="0" l="0" r="0" t="0"/>
-            <wp:docPr descr="" title="" id="118" name="Picture"/>
+            <wp:docPr descr="" title="" id="121" name="Picture"/>
             <a:graphic>
               <a:graphicData uri="http://schemas.openxmlformats.org/drawingml/2006/picture">
                 <pic:pic>
                   <pic:nvPicPr>
-                    <pic:cNvPr descr="05-tendencia-central_files/figure-docx/unnamed-chunk-5-1.png" id="119" name="Picture"/>
+                    <pic:cNvPr descr="05-tendencia-central_files/figure-docx/unnamed-chunk-5-1.png" id="122" name="Picture"/>
                     <pic:cNvPicPr>
                       <a:picLocks noChangeArrowheads="1" noChangeAspect="1"/>
                     </pic:cNvPicPr>
                   </pic:nvPicPr>
                   <pic:blipFill>
-                    <a:blip r:embed="rId117"/>
+                    <a:blip r:embed="rId120"/>
                     <a:stretch>
                       <a:fillRect/>
                     </a:stretch>
@@ -13924,8 +13979,8 @@
         </w:drawing>
       </w:r>
     </w:p>
-    <w:bookmarkEnd w:id="120"/>
-    <w:bookmarkStart w:id="122" w:name="X9ca7c44a1a887e1198d1eceaef86dca75029280"/>
+    <w:bookmarkEnd w:id="123"/>
+    <w:bookmarkStart w:id="125" w:name="X9ca7c44a1a887e1198d1eceaef86dca75029280"/>
     <w:p>
       <w:pPr>
         <w:pStyle w:val="Heading2"/>
@@ -14014,7 +14069,7 @@
         <w:t xml:space="preserve">(línea verde)</w:t>
       </w:r>
     </w:p>
-    <w:bookmarkStart w:id="121" w:name="análisis-estadístico"/>
+    <w:bookmarkStart w:id="124" w:name="análisis-estadístico"/>
     <w:p>
       <w:pPr>
         <w:pStyle w:val="Heading3"/>
@@ -14200,10 +14255,10 @@
         <w:t xml:space="preserve">La moda se ubica en el intervalo de mayor frecuencia, representando el peso más común dentro de la muestra.</w:t>
       </w:r>
     </w:p>
-    <w:bookmarkEnd w:id="121"/>
-    <w:bookmarkEnd w:id="122"/>
-    <w:bookmarkEnd w:id="123"/>
-    <w:bookmarkStart w:id="129" w:name="ejercicio-experiencial-propuesto"/>
+    <w:bookmarkEnd w:id="124"/>
+    <w:bookmarkEnd w:id="125"/>
+    <w:bookmarkEnd w:id="126"/>
+    <w:bookmarkStart w:id="132" w:name="ejercicio-experiencial-propuesto"/>
     <w:p>
       <w:pPr>
         <w:pStyle w:val="Heading1"/>
@@ -14212,7 +14267,7 @@
         <w:t xml:space="preserve">11. Ejercicio experiencial propuesto</w:t>
       </w:r>
     </w:p>
-    <w:bookmarkStart w:id="125" w:name="Xa7f964287fdf956b0a5ac734a5fca21378d25a0"/>
+    <w:bookmarkStart w:id="128" w:name="Xa7f964287fdf956b0a5ac734a5fca21378d25a0"/>
     <w:p>
       <w:pPr>
         <w:pStyle w:val="Heading2"/>
@@ -14221,7 +14276,7 @@
         <w:t xml:space="preserve">11.1 Actividad: Explorando las características antropométricas</w:t>
       </w:r>
     </w:p>
-    <w:bookmarkStart w:id="124" w:name="objetivo"/>
+    <w:bookmarkStart w:id="127" w:name="objetivo"/>
     <w:p>
       <w:pPr>
         <w:pStyle w:val="Heading3"/>
@@ -14411,9 +14466,9 @@
         </w:tc>
       </w:tr>
     </w:tbl>
-    <w:bookmarkEnd w:id="124"/>
-    <w:bookmarkEnd w:id="125"/>
-    <w:bookmarkStart w:id="126" w:name="actividad-práctica"/>
+    <w:bookmarkEnd w:id="127"/>
+    <w:bookmarkEnd w:id="128"/>
+    <w:bookmarkStart w:id="129" w:name="actividad-práctica"/>
     <w:p>
       <w:pPr>
         <w:pStyle w:val="Heading2"/>
@@ -14422,8 +14477,8 @@
         <w:t xml:space="preserve">11.2 Actividad práctica</w:t>
       </w:r>
     </w:p>
-    <w:bookmarkEnd w:id="126"/>
-    <w:bookmarkStart w:id="127" w:name="parte-1.-construcción-del-gráfico"/>
+    <w:bookmarkEnd w:id="129"/>
+    <w:bookmarkStart w:id="130" w:name="parte-1.-construcción-del-gráfico"/>
     <w:p>
       <w:pPr>
         <w:pStyle w:val="Heading2"/>
@@ -14493,8 +14548,8 @@
         <w:t xml:space="preserve">Media, Mediana, Moda</w:t>
       </w:r>
     </w:p>
-    <w:bookmarkEnd w:id="127"/>
-    <w:bookmarkStart w:id="128" w:name="parte-2.-interpretación"/>
+    <w:bookmarkEnd w:id="130"/>
+    <w:bookmarkStart w:id="131" w:name="parte-2.-interpretación"/>
     <w:p>
       <w:pPr>
         <w:pStyle w:val="Heading2"/>
@@ -14566,9 +14621,9 @@
         <w:t xml:space="preserve">¿Cuál variable presenta mayor dispersión?</w:t>
       </w:r>
     </w:p>
-    <w:bookmarkEnd w:id="128"/>
-    <w:bookmarkEnd w:id="129"/>
-    <w:bookmarkStart w:id="159" w:name="medidas-de-dispersión-o-variabilidad"/>
+    <w:bookmarkEnd w:id="131"/>
+    <w:bookmarkEnd w:id="132"/>
+    <w:bookmarkStart w:id="162" w:name="medidas-de-dispersión-o-variabilidad"/>
     <w:p>
       <w:pPr>
         <w:pStyle w:val="Heading1"/>
@@ -14609,7 +14664,7 @@
         <w:t xml:space="preserve">La variabilidad constituye un aspecto fundamental en el análisis estadístico, ya que permite evaluar la estabilidad, consistencia y homogeneidad de los datos. En muchos contextos aplicados, comprender la dispersión resulta tan importante como conocer el promedio.</w:t>
       </w:r>
     </w:p>
-    <w:bookmarkStart w:id="130" w:name="rango"/>
+    <w:bookmarkStart w:id="133" w:name="rango"/>
     <w:p>
       <w:pPr>
         <w:pStyle w:val="Heading3"/>
@@ -14683,8 +14738,8 @@
         </m:oMath>
       </m:oMathPara>
     </w:p>
-    <w:bookmarkEnd w:id="130"/>
-    <w:bookmarkStart w:id="131" w:name="cálculo-en-r-3"/>
+    <w:bookmarkEnd w:id="133"/>
+    <w:bookmarkStart w:id="134" w:name="cálculo-en-r-3"/>
     <w:p>
       <w:pPr>
         <w:pStyle w:val="Heading3"/>
@@ -14817,8 +14872,8 @@
         <w:t xml:space="preserve">[1] 153</w:t>
       </w:r>
     </w:p>
-    <w:bookmarkEnd w:id="131"/>
-    <w:bookmarkStart w:id="132" w:name="varianza-muestral"/>
+    <w:bookmarkEnd w:id="134"/>
+    <w:bookmarkStart w:id="135" w:name="varianza-muestral"/>
     <w:p>
       <w:pPr>
         <w:pStyle w:val="Heading3"/>
@@ -14965,8 +15020,8 @@
         </m:oMath>
       </m:oMathPara>
     </w:p>
-    <w:bookmarkEnd w:id="132"/>
-    <w:bookmarkStart w:id="133" w:name="cálculo-en-r-4"/>
+    <w:bookmarkEnd w:id="135"/>
+    <w:bookmarkStart w:id="136" w:name="cálculo-en-r-4"/>
     <w:p>
       <w:pPr>
         <w:pStyle w:val="Heading3"/>
@@ -15039,8 +15094,8 @@
         <w:t xml:space="preserve">[1] 1815.201</w:t>
       </w:r>
     </w:p>
-    <w:bookmarkEnd w:id="133"/>
-    <w:bookmarkStart w:id="134" w:name="varianza-poblacional"/>
+    <w:bookmarkEnd w:id="136"/>
+    <w:bookmarkStart w:id="137" w:name="varianza-poblacional"/>
     <w:p>
       <w:pPr>
         <w:pStyle w:val="Heading3"/>
@@ -15163,8 +15218,8 @@
         </m:oMath>
       </m:oMathPara>
     </w:p>
-    <w:bookmarkEnd w:id="134"/>
-    <w:bookmarkStart w:id="135" w:name="desviación-estándar-muestral"/>
+    <w:bookmarkEnd w:id="137"/>
+    <w:bookmarkStart w:id="138" w:name="desviación-estándar-muestral"/>
     <w:p>
       <w:pPr>
         <w:pStyle w:val="Heading3"/>
@@ -15222,8 +15277,8 @@
         </m:oMath>
       </m:oMathPara>
     </w:p>
-    <w:bookmarkEnd w:id="135"/>
-    <w:bookmarkStart w:id="136" w:name="cálculo-en-r-5"/>
+    <w:bookmarkEnd w:id="138"/>
+    <w:bookmarkStart w:id="139" w:name="cálculo-en-r-5"/>
     <w:p>
       <w:pPr>
         <w:pStyle w:val="Heading3"/>
@@ -15296,8 +15351,8 @@
         <w:t xml:space="preserve">[1] 42.60518</w:t>
       </w:r>
     </w:p>
-    <w:bookmarkEnd w:id="136"/>
-    <w:bookmarkStart w:id="137" w:name="desviación-estándar-poblacional"/>
+    <w:bookmarkEnd w:id="139"/>
+    <w:bookmarkStart w:id="140" w:name="desviación-estándar-poblacional"/>
     <w:p>
       <w:pPr>
         <w:pStyle w:val="Heading3"/>
@@ -15347,8 +15402,8 @@
         </m:oMath>
       </m:oMathPara>
     </w:p>
-    <w:bookmarkEnd w:id="137"/>
-    <w:bookmarkStart w:id="138" w:name="coeficiente-de-variación"/>
+    <w:bookmarkEnd w:id="140"/>
+    <w:bookmarkStart w:id="141" w:name="coeficiente-de-variación"/>
     <w:p>
       <w:pPr>
         <w:pStyle w:val="Heading3"/>
@@ -15420,8 +15475,8 @@
         </m:oMath>
       </m:oMathPara>
     </w:p>
-    <w:bookmarkEnd w:id="138"/>
-    <w:bookmarkStart w:id="139" w:name="cálculo-en-r-6"/>
+    <w:bookmarkEnd w:id="141"/>
+    <w:bookmarkStart w:id="142" w:name="cálculo-en-r-6"/>
     <w:p>
       <w:pPr>
         <w:pStyle w:val="Heading3"/>
@@ -15578,8 +15633,8 @@
         <w:t xml:space="preserve">[1] 62.51853</w:t>
       </w:r>
     </w:p>
-    <w:bookmarkEnd w:id="139"/>
-    <w:bookmarkStart w:id="140" w:name="resumen-estadístico-en-r"/>
+    <w:bookmarkEnd w:id="142"/>
+    <w:bookmarkStart w:id="143" w:name="resumen-estadístico-en-r"/>
     <w:p>
       <w:pPr>
         <w:pStyle w:val="Heading2"/>
@@ -16062,8 +16117,8 @@
         <w:t xml:space="preserve">           CV            0.18           0.25            0.09      0.63</w:t>
       </w:r>
     </w:p>
-    <w:bookmarkEnd w:id="140"/>
-    <w:bookmarkStart w:id="145" w:name="histograma-desviación-estándar"/>
+    <w:bookmarkEnd w:id="143"/>
+    <w:bookmarkStart w:id="148" w:name="histograma-desviación-estándar"/>
     <w:p>
       <w:pPr>
         <w:pStyle w:val="Heading2"/>
@@ -17106,18 +17161,18 @@
           <wp:inline>
             <wp:extent cx="4620126" cy="3696101"/>
             <wp:effectExtent b="0" l="0" r="0" t="0"/>
-            <wp:docPr descr="" title="" id="142" name="Picture"/>
+            <wp:docPr descr="" title="" id="145" name="Picture"/>
             <a:graphic>
               <a:graphicData uri="http://schemas.openxmlformats.org/drawingml/2006/picture">
                 <pic:pic>
                   <pic:nvPicPr>
-                    <pic:cNvPr descr="05-tendencia-central_files/figure-docx/unnamed-chunk-12-1.png" id="143" name="Picture"/>
+                    <pic:cNvPr descr="05-tendencia-central_files/figure-docx/unnamed-chunk-12-1.png" id="146" name="Picture"/>
                     <pic:cNvPicPr>
                       <a:picLocks noChangeArrowheads="1" noChangeAspect="1"/>
                     </pic:cNvPicPr>
                   </pic:nvPicPr>
                   <pic:blipFill>
-                    <a:blip r:embed="rId141"/>
+                    <a:blip r:embed="rId144"/>
                     <a:stretch>
                       <a:fillRect/>
                     </a:stretch>
@@ -17144,7 +17199,7 @@
         </w:drawing>
       </w:r>
     </w:p>
-    <w:bookmarkStart w:id="144" w:name="interpretación"/>
+    <w:bookmarkStart w:id="147" w:name="interpretación"/>
     <w:p>
       <w:pPr>
         <w:pStyle w:val="Heading3"/>
@@ -17169,9 +17224,9 @@
         <w:t xml:space="preserve">En la distribución analizada se observa que la mayoría de los individuos presentan pesos cercanos a la media, concentrándose principalmente dentro del intervalo delimitado por las líneas de desviación estándar. Sin embargo, también se identifican algunos valores alejados del centro de la distribución, lo que sugiere la presencia de posibles valores atípicos o una dispersión considerable en ciertos casos. Desde el punto de vista estadístico, una desviación estándar pequeña indica que los datos son más homogéneos y se agrupan cerca de la media; por el contrario, una desviación estándar grande refleja una mayor heterogeneidad y dispersión de los datos.</w:t>
       </w:r>
     </w:p>
-    <w:bookmarkEnd w:id="144"/>
-    <w:bookmarkEnd w:id="145"/>
-    <w:bookmarkStart w:id="154" w:name="comparar-dispersión-entre-géneros"/>
+    <w:bookmarkEnd w:id="147"/>
+    <w:bookmarkEnd w:id="148"/>
+    <w:bookmarkStart w:id="157" w:name="comparar-dispersión-entre-géneros"/>
     <w:p>
       <w:pPr>
         <w:pStyle w:val="Heading2"/>
@@ -17525,498 +17580,6 @@
           <w:rStyle w:val="FunctionTok"/>
         </w:rPr>
         <w:t xml:space="preserve">theme_classic</w:t>
-      </w:r>
-      <w:r>
-        <w:rPr>
-          <w:rStyle w:val="NormalTok"/>
-        </w:rPr>
-        <w:t xml:space="preserve">()</w:t>
-      </w:r>
-    </w:p>
-    <w:p>
-      <w:pPr>
-        <w:pStyle w:val="FirstParagraph"/>
-      </w:pPr>
-      <w:r>
-        <w:drawing>
-          <wp:inline>
-            <wp:extent cx="4620126" cy="3696101"/>
-            <wp:effectExtent b="0" l="0" r="0" t="0"/>
-            <wp:docPr descr="" title="" id="147" name="Picture"/>
-            <a:graphic>
-              <a:graphicData uri="http://schemas.openxmlformats.org/drawingml/2006/picture">
-                <pic:pic>
-                  <pic:nvPicPr>
-                    <pic:cNvPr descr="05-tendencia-central_files/figure-docx/unnamed-chunk-13-1.png" id="148" name="Picture"/>
-                    <pic:cNvPicPr>
-                      <a:picLocks noChangeArrowheads="1" noChangeAspect="1"/>
-                    </pic:cNvPicPr>
-                  </pic:nvPicPr>
-                  <pic:blipFill>
-                    <a:blip r:embed="rId146"/>
-                    <a:stretch>
-                      <a:fillRect/>
-                    </a:stretch>
-                  </pic:blipFill>
-                  <pic:spPr bwMode="auto">
-                    <a:xfrm>
-                      <a:off x="0" y="0"/>
-                      <a:ext cx="4620126" cy="3696101"/>
-                    </a:xfrm>
-                    <a:prstGeom prst="rect">
-                      <a:avLst/>
-                    </a:prstGeom>
-                    <a:noFill/>
-                    <a:ln w="9525">
-                      <a:noFill/>
-                      <a:headEnd/>
-                      <a:tailEnd/>
-                    </a:ln>
-                  </pic:spPr>
-                </pic:pic>
-              </a:graphicData>
-            </a:graphic>
-          </wp:inline>
-        </w:drawing>
-      </w:r>
-    </w:p>
-    <w:bookmarkStart w:id="152" w:name="interpretación-1"/>
-    <w:p>
-      <w:pPr>
-        <w:pStyle w:val="Heading3"/>
-      </w:pPr>
-      <w:r>
-        <w:t xml:space="preserve">12.3.1 Interpretación</w:t>
-      </w:r>
-    </w:p>
-    <w:p>
-      <w:pPr>
-        <w:pStyle w:val="FirstParagraph"/>
-      </w:pPr>
-      <w:r>
-        <w:t xml:space="preserve">La curva de densidad representa una versión suavizada de la distribución de los datos y permite visualizar la concentración de observaciones a lo largo de los valores de la variable peso.</w:t>
-      </w:r>
-    </w:p>
-    <w:p>
-      <w:pPr>
-        <w:pStyle w:val="BodyText"/>
-      </w:pPr>
-      <w:r>
-        <w:t xml:space="preserve">Las zonas más altas de la curva indican intervalos donde existe una mayor concentración de individuos, mientras que las áreas más bajas representan valores menos frecuentes. La forma de la curva permite evaluar características importantes de la distribución, tales como: simetría; presencia de sesgo; concentración de datos; posibles agrupamientos y dispersión general.</w:t>
-      </w:r>
-    </w:p>
-    <w:p>
-      <w:pPr>
-        <w:pStyle w:val="BodyText"/>
-      </w:pPr>
-      <w:r>
-        <w:t xml:space="preserve">Si la curva presenta una forma aproximadamente simétrica, puede inferirse que los datos tienden a distribuirse de manera equilibrada alrededor de la media. En cambio, una cola más larga hacia alguno de los extremos indica asimetría o sesgo en la distribución.</w:t>
-      </w:r>
-    </w:p>
-    <w:p>
-      <w:pPr>
-        <w:pStyle w:val="BodyText"/>
-      </w:pPr>
-      <w:r>
-        <w:t xml:space="preserve">Asimismo, una curva más ancha y extendida refleja mayor dispersión de los datos, mientras que una curva más estrecha indica mayor homogeneidad. La curva de densidad constituye una herramienta útil para comprender visualmente la estructura de la distribución y complementar el análisis realizado mediante histogramas y medidas descriptivas.</w:t>
-      </w:r>
-    </w:p>
-    <w:p>
-      <w:pPr>
-        <w:pStyle w:val="SourceCode"/>
-      </w:pPr>
-      <w:r>
-        <w:rPr>
-          <w:rStyle w:val="FunctionTok"/>
-        </w:rPr>
-        <w:t xml:space="preserve">ggplot</w:t>
-      </w:r>
-      <w:r>
-        <w:rPr>
-          <w:rStyle w:val="NormalTok"/>
-        </w:rPr>
-        <w:t xml:space="preserve">(datos, </w:t>
-      </w:r>
-      <w:r>
-        <w:rPr>
-          <w:rStyle w:val="FunctionTok"/>
-        </w:rPr>
-        <w:t xml:space="preserve">aes</w:t>
-      </w:r>
-      <w:r>
-        <w:rPr>
-          <w:rStyle w:val="NormalTok"/>
-        </w:rPr>
-        <w:t xml:space="preserve">(</w:t>
-      </w:r>
-      <w:r>
-        <w:rPr>
-          <w:rStyle w:val="AttributeTok"/>
-        </w:rPr>
-        <w:t xml:space="preserve">x =</w:t>
-      </w:r>
-      <w:r>
-        <w:rPr>
-          <w:rStyle w:val="NormalTok"/>
-        </w:rPr>
-        <w:t xml:space="preserve"> Genero, </w:t>
-      </w:r>
-      <w:r>
-        <w:rPr>
-          <w:rStyle w:val="AttributeTok"/>
-        </w:rPr>
-        <w:t xml:space="preserve">y =</w:t>
-      </w:r>
-      <w:r>
-        <w:rPr>
-          <w:rStyle w:val="NormalTok"/>
-        </w:rPr>
-        <w:t xml:space="preserve"> Peso_Kg, </w:t>
-      </w:r>
-      <w:r>
-        <w:rPr>
-          <w:rStyle w:val="AttributeTok"/>
-        </w:rPr>
-        <w:t xml:space="preserve">fill =</w:t>
-      </w:r>
-      <w:r>
-        <w:rPr>
-          <w:rStyle w:val="NormalTok"/>
-        </w:rPr>
-        <w:t xml:space="preserve"> Genero)) </w:t>
-      </w:r>
-      <w:r>
-        <w:rPr>
-          <w:rStyle w:val="SpecialCharTok"/>
-        </w:rPr>
-        <w:t xml:space="preserve">+</w:t>
-      </w:r>
-      <w:r>
-        <w:br/>
-      </w:r>
-      <w:r>
-        <w:rPr>
-          <w:rStyle w:val="NormalTok"/>
-        </w:rPr>
-        <w:t xml:space="preserve">  </w:t>
-      </w:r>
-      <w:r>
-        <w:br/>
-      </w:r>
-      <w:r>
-        <w:rPr>
-          <w:rStyle w:val="NormalTok"/>
-        </w:rPr>
-        <w:t xml:space="preserve">  </w:t>
-      </w:r>
-      <w:r>
-        <w:rPr>
-          <w:rStyle w:val="FunctionTok"/>
-        </w:rPr>
-        <w:t xml:space="preserve">geom_violin</w:t>
-      </w:r>
-      <w:r>
-        <w:rPr>
-          <w:rStyle w:val="NormalTok"/>
-        </w:rPr>
-        <w:t xml:space="preserve">(</w:t>
-      </w:r>
-      <w:r>
-        <w:rPr>
-          <w:rStyle w:val="AttributeTok"/>
-        </w:rPr>
-        <w:t xml:space="preserve">alpha =</w:t>
-      </w:r>
-      <w:r>
-        <w:rPr>
-          <w:rStyle w:val="NormalTok"/>
-        </w:rPr>
-        <w:t xml:space="preserve"> </w:t>
-      </w:r>
-      <w:r>
-        <w:rPr>
-          <w:rStyle w:val="FloatTok"/>
-        </w:rPr>
-        <w:t xml:space="preserve">0.7</w:t>
-      </w:r>
-      <w:r>
-        <w:rPr>
-          <w:rStyle w:val="NormalTok"/>
-        </w:rPr>
-        <w:t xml:space="preserve">) </w:t>
-      </w:r>
-      <w:r>
-        <w:rPr>
-          <w:rStyle w:val="SpecialCharTok"/>
-        </w:rPr>
-        <w:t xml:space="preserve">+</w:t>
-      </w:r>
-      <w:r>
-        <w:br/>
-      </w:r>
-      <w:r>
-        <w:rPr>
-          <w:rStyle w:val="NormalTok"/>
-        </w:rPr>
-        <w:t xml:space="preserve">  </w:t>
-      </w:r>
-      <w:r>
-        <w:br/>
-      </w:r>
-      <w:r>
-        <w:rPr>
-          <w:rStyle w:val="NormalTok"/>
-        </w:rPr>
-        <w:t xml:space="preserve">  </w:t>
-      </w:r>
-      <w:r>
-        <w:rPr>
-          <w:rStyle w:val="FunctionTok"/>
-        </w:rPr>
-        <w:t xml:space="preserve">geom_boxplot</w:t>
-      </w:r>
-      <w:r>
-        <w:rPr>
-          <w:rStyle w:val="NormalTok"/>
-        </w:rPr>
-        <w:t xml:space="preserve">(</w:t>
-      </w:r>
-      <w:r>
-        <w:br/>
-      </w:r>
-      <w:r>
-        <w:rPr>
-          <w:rStyle w:val="NormalTok"/>
-        </w:rPr>
-        <w:t xml:space="preserve">    </w:t>
-      </w:r>
-      <w:r>
-        <w:rPr>
-          <w:rStyle w:val="AttributeTok"/>
-        </w:rPr>
-        <w:t xml:space="preserve">width =</w:t>
-      </w:r>
-      <w:r>
-        <w:rPr>
-          <w:rStyle w:val="NormalTok"/>
-        </w:rPr>
-        <w:t xml:space="preserve"> </w:t>
-      </w:r>
-      <w:r>
-        <w:rPr>
-          <w:rStyle w:val="FloatTok"/>
-        </w:rPr>
-        <w:t xml:space="preserve">0.1</w:t>
-      </w:r>
-      <w:r>
-        <w:rPr>
-          <w:rStyle w:val="NormalTok"/>
-        </w:rPr>
-        <w:t xml:space="preserve">,</w:t>
-      </w:r>
-      <w:r>
-        <w:br/>
-      </w:r>
-      <w:r>
-        <w:rPr>
-          <w:rStyle w:val="NormalTok"/>
-        </w:rPr>
-        <w:t xml:space="preserve">    </w:t>
-      </w:r>
-      <w:r>
-        <w:rPr>
-          <w:rStyle w:val="AttributeTok"/>
-        </w:rPr>
-        <w:t xml:space="preserve">fill =</w:t>
-      </w:r>
-      <w:r>
-        <w:rPr>
-          <w:rStyle w:val="NormalTok"/>
-        </w:rPr>
-        <w:t xml:space="preserve"> </w:t>
-      </w:r>
-      <w:r>
-        <w:rPr>
-          <w:rStyle w:val="StringTok"/>
-        </w:rPr>
-        <w:t xml:space="preserve">"white"</w:t>
-      </w:r>
-      <w:r>
-        <w:br/>
-      </w:r>
-      <w:r>
-        <w:rPr>
-          <w:rStyle w:val="NormalTok"/>
-        </w:rPr>
-        <w:t xml:space="preserve">  ) </w:t>
-      </w:r>
-      <w:r>
-        <w:rPr>
-          <w:rStyle w:val="SpecialCharTok"/>
-        </w:rPr>
-        <w:t xml:space="preserve">+</w:t>
-      </w:r>
-      <w:r>
-        <w:br/>
-      </w:r>
-      <w:r>
-        <w:rPr>
-          <w:rStyle w:val="NormalTok"/>
-        </w:rPr>
-        <w:t xml:space="preserve">  </w:t>
-      </w:r>
-      <w:r>
-        <w:br/>
-      </w:r>
-      <w:r>
-        <w:rPr>
-          <w:rStyle w:val="NormalTok"/>
-        </w:rPr>
-        <w:t xml:space="preserve">  </w:t>
-      </w:r>
-      <w:r>
-        <w:rPr>
-          <w:rStyle w:val="FunctionTok"/>
-        </w:rPr>
-        <w:t xml:space="preserve">labs</w:t>
-      </w:r>
-      <w:r>
-        <w:rPr>
-          <w:rStyle w:val="NormalTok"/>
-        </w:rPr>
-        <w:t xml:space="preserve">(</w:t>
-      </w:r>
-      <w:r>
-        <w:br/>
-      </w:r>
-      <w:r>
-        <w:rPr>
-          <w:rStyle w:val="NormalTok"/>
-        </w:rPr>
-        <w:t xml:space="preserve">    </w:t>
-      </w:r>
-      <w:r>
-        <w:rPr>
-          <w:rStyle w:val="AttributeTok"/>
-        </w:rPr>
-        <w:t xml:space="preserve">title =</w:t>
-      </w:r>
-      <w:r>
-        <w:rPr>
-          <w:rStyle w:val="NormalTok"/>
-        </w:rPr>
-        <w:t xml:space="preserve"> </w:t>
-      </w:r>
-      <w:r>
-        <w:rPr>
-          <w:rStyle w:val="StringTok"/>
-        </w:rPr>
-        <w:t xml:space="preserve">"Distribución y dispersión del peso"</w:t>
-      </w:r>
-      <w:r>
-        <w:rPr>
-          <w:rStyle w:val="NormalTok"/>
-        </w:rPr>
-        <w:t xml:space="preserve">,</w:t>
-      </w:r>
-      <w:r>
-        <w:br/>
-      </w:r>
-      <w:r>
-        <w:rPr>
-          <w:rStyle w:val="NormalTok"/>
-        </w:rPr>
-        <w:t xml:space="preserve">    </w:t>
-      </w:r>
-      <w:r>
-        <w:rPr>
-          <w:rStyle w:val="AttributeTok"/>
-        </w:rPr>
-        <w:t xml:space="preserve">x =</w:t>
-      </w:r>
-      <w:r>
-        <w:rPr>
-          <w:rStyle w:val="NormalTok"/>
-        </w:rPr>
-        <w:t xml:space="preserve"> </w:t>
-      </w:r>
-      <w:r>
-        <w:rPr>
-          <w:rStyle w:val="StringTok"/>
-        </w:rPr>
-        <w:t xml:space="preserve">"Género"</w:t>
-      </w:r>
-      <w:r>
-        <w:rPr>
-          <w:rStyle w:val="NormalTok"/>
-        </w:rPr>
-        <w:t xml:space="preserve">,</w:t>
-      </w:r>
-      <w:r>
-        <w:br/>
-      </w:r>
-      <w:r>
-        <w:rPr>
-          <w:rStyle w:val="NormalTok"/>
-        </w:rPr>
-        <w:t xml:space="preserve">    </w:t>
-      </w:r>
-      <w:r>
-        <w:rPr>
-          <w:rStyle w:val="AttributeTok"/>
-        </w:rPr>
-        <w:t xml:space="preserve">y =</w:t>
-      </w:r>
-      <w:r>
-        <w:rPr>
-          <w:rStyle w:val="NormalTok"/>
-        </w:rPr>
-        <w:t xml:space="preserve"> </w:t>
-      </w:r>
-      <w:r>
-        <w:rPr>
-          <w:rStyle w:val="StringTok"/>
-        </w:rPr>
-        <w:t xml:space="preserve">"Peso (kg)"</w:t>
-      </w:r>
-      <w:r>
-        <w:br/>
-      </w:r>
-      <w:r>
-        <w:rPr>
-          <w:rStyle w:val="NormalTok"/>
-        </w:rPr>
-        <w:t xml:space="preserve">  ) </w:t>
-      </w:r>
-      <w:r>
-        <w:rPr>
-          <w:rStyle w:val="SpecialCharTok"/>
-        </w:rPr>
-        <w:t xml:space="preserve">+</w:t>
-      </w:r>
-      <w:r>
-        <w:br/>
-      </w:r>
-      <w:r>
-        <w:rPr>
-          <w:rStyle w:val="NormalTok"/>
-        </w:rPr>
-        <w:t xml:space="preserve">  </w:t>
-      </w:r>
-      <w:r>
-        <w:br/>
-      </w:r>
-      <w:r>
-        <w:rPr>
-          <w:rStyle w:val="NormalTok"/>
-        </w:rPr>
-        <w:t xml:space="preserve">  </w:t>
-      </w:r>
-      <w:r>
-        <w:rPr>
-          <w:rStyle w:val="FunctionTok"/>
-        </w:rPr>
-        <w:t xml:space="preserve">theme_minimal</w:t>
       </w:r>
       <w:r>
         <w:rPr>
@@ -18039,7 +17602,7 @@
               <a:graphicData uri="http://schemas.openxmlformats.org/drawingml/2006/picture">
                 <pic:pic>
                   <pic:nvPicPr>
-                    <pic:cNvPr descr="05-tendencia-central_files/figure-docx/unnamed-chunk-14-1.png" id="151" name="Picture"/>
+                    <pic:cNvPr descr="05-tendencia-central_files/figure-docx/unnamed-chunk-13-1.png" id="151" name="Picture"/>
                     <pic:cNvPicPr>
                       <a:picLocks noChangeArrowheads="1" noChangeAspect="1"/>
                     </pic:cNvPicPr>
@@ -18072,14 +17635,13 @@
         </w:drawing>
       </w:r>
     </w:p>
-    <w:bookmarkEnd w:id="152"/>
-    <w:bookmarkStart w:id="153" w:name="interpretación-2"/>
+    <w:bookmarkStart w:id="155" w:name="interpretación-1"/>
     <w:p>
       <w:pPr>
         <w:pStyle w:val="Heading3"/>
       </w:pPr>
       <w:r>
-        <w:t xml:space="preserve">12.3.2 Interpretación</w:t>
+        <w:t xml:space="preserve">12.3.1 Interpretación</w:t>
       </w:r>
     </w:p>
     <w:p>
@@ -18087,7 +17649,7 @@
         <w:pStyle w:val="FirstParagraph"/>
       </w:pPr>
       <w:r>
-        <w:t xml:space="preserve">El boxplot comparativo del peso según género permite evaluar diferencias en la tendencia central y la dispersión entre los grupos analizados. Cada caja representa el rango intercuartílico de los datos, es decir, el intervalo donde se concentra el 50 % central de las observaciones. La línea ubicada dentro de la caja corresponde a la mediana, mientras que los puntos alejados representan posibles valores atípicos.</w:t>
+        <w:t xml:space="preserve">La curva de densidad representa una versión suavizada de la distribución de los datos y permite visualizar la concentración de observaciones a lo largo de los valores de la variable peso.</w:t>
       </w:r>
     </w:p>
     <w:p>
@@ -18095,7 +17657,7 @@
         <w:pStyle w:val="BodyText"/>
       </w:pPr>
       <w:r>
-        <w:t xml:space="preserve">A partir de la gráfica es posible identificar: diferencias en la mediana del peso entre géneros; variaciones en la amplitud de las cajas, asociadas al grado de dispersión; presencia de valores extremos; diferencias en la homogeneidad de los grupos.</w:t>
+        <w:t xml:space="preserve">Las zonas más altas de la curva indican intervalos donde existe una mayor concentración de individuos, mientras que las áreas más bajas representan valores menos frecuentes. La forma de la curva permite evaluar características importantes de la distribución, tales como: simetría; presencia de sesgo; concentración de datos; posibles agrupamientos y dispersión general.</w:t>
       </w:r>
     </w:p>
     <w:p>
@@ -18103,49 +17665,542 @@
         <w:pStyle w:val="BodyText"/>
       </w:pPr>
       <w:r>
-        <w:t xml:space="preserve">Un grupo con cajas más amplias y bigotes más extensos presenta mayor variabilidad, indicando que los valores se encuentran más dispersos. Por el contrario, cajas más compactas sugieren una distribución más homogénea. Este tipo de análisis resulta especialmente útil para comparar poblaciones y explorar patrones de comportamiento de variables antropométricas en distintos grupos.</w:t>
-      </w:r>
-    </w:p>
-    <w:bookmarkEnd w:id="153"/>
-    <w:bookmarkEnd w:id="154"/>
-    <w:bookmarkStart w:id="158" w:name="resumen-gráfico"/>
-    <w:p>
-      <w:pPr>
-        <w:pStyle w:val="Heading2"/>
-      </w:pPr>
-      <w:r>
-        <w:t xml:space="preserve">12.4 Resumen gráfico</w:t>
+        <w:t xml:space="preserve">Si la curva presenta una forma aproximadamente simétrica, puede inferirse que los datos tienden a distribuirse de manera equilibrada alrededor de la media. En cambio, una cola más larga hacia alguno de los extremos indica asimetría o sesgo en la distribución.</w:t>
+      </w:r>
+    </w:p>
+    <w:p>
+      <w:pPr>
+        <w:pStyle w:val="BodyText"/>
+      </w:pPr>
+      <w:r>
+        <w:t xml:space="preserve">Asimismo, una curva más ancha y extendida refleja mayor dispersión de los datos, mientras que una curva más estrecha indica mayor homogeneidad. La curva de densidad constituye una herramienta útil para comprender visualmente la estructura de la distribución y complementar el análisis realizado mediante histogramas y medidas descriptivas.</w:t>
+      </w:r>
+    </w:p>
+    <w:p>
+      <w:pPr>
+        <w:pStyle w:val="SourceCode"/>
+      </w:pPr>
+      <w:r>
+        <w:rPr>
+          <w:rStyle w:val="FunctionTok"/>
+        </w:rPr>
+        <w:t xml:space="preserve">ggplot</w:t>
+      </w:r>
+      <w:r>
+        <w:rPr>
+          <w:rStyle w:val="NormalTok"/>
+        </w:rPr>
+        <w:t xml:space="preserve">(datos, </w:t>
+      </w:r>
+      <w:r>
+        <w:rPr>
+          <w:rStyle w:val="FunctionTok"/>
+        </w:rPr>
+        <w:t xml:space="preserve">aes</w:t>
+      </w:r>
+      <w:r>
+        <w:rPr>
+          <w:rStyle w:val="NormalTok"/>
+        </w:rPr>
+        <w:t xml:space="preserve">(</w:t>
+      </w:r>
+      <w:r>
+        <w:rPr>
+          <w:rStyle w:val="AttributeTok"/>
+        </w:rPr>
+        <w:t xml:space="preserve">x =</w:t>
+      </w:r>
+      <w:r>
+        <w:rPr>
+          <w:rStyle w:val="NormalTok"/>
+        </w:rPr>
+        <w:t xml:space="preserve"> Genero, </w:t>
+      </w:r>
+      <w:r>
+        <w:rPr>
+          <w:rStyle w:val="AttributeTok"/>
+        </w:rPr>
+        <w:t xml:space="preserve">y =</w:t>
+      </w:r>
+      <w:r>
+        <w:rPr>
+          <w:rStyle w:val="NormalTok"/>
+        </w:rPr>
+        <w:t xml:space="preserve"> Peso_Kg, </w:t>
+      </w:r>
+      <w:r>
+        <w:rPr>
+          <w:rStyle w:val="AttributeTok"/>
+        </w:rPr>
+        <w:t xml:space="preserve">fill =</w:t>
+      </w:r>
+      <w:r>
+        <w:rPr>
+          <w:rStyle w:val="NormalTok"/>
+        </w:rPr>
+        <w:t xml:space="preserve"> Genero)) </w:t>
+      </w:r>
+      <w:r>
+        <w:rPr>
+          <w:rStyle w:val="SpecialCharTok"/>
+        </w:rPr>
+        <w:t xml:space="preserve">+</w:t>
+      </w:r>
+      <w:r>
+        <w:br/>
+      </w:r>
+      <w:r>
+        <w:rPr>
+          <w:rStyle w:val="NormalTok"/>
+        </w:rPr>
+        <w:t xml:space="preserve">  </w:t>
+      </w:r>
+      <w:r>
+        <w:br/>
+      </w:r>
+      <w:r>
+        <w:rPr>
+          <w:rStyle w:val="NormalTok"/>
+        </w:rPr>
+        <w:t xml:space="preserve">  </w:t>
+      </w:r>
+      <w:r>
+        <w:rPr>
+          <w:rStyle w:val="FunctionTok"/>
+        </w:rPr>
+        <w:t xml:space="preserve">geom_violin</w:t>
+      </w:r>
+      <w:r>
+        <w:rPr>
+          <w:rStyle w:val="NormalTok"/>
+        </w:rPr>
+        <w:t xml:space="preserve">(</w:t>
+      </w:r>
+      <w:r>
+        <w:rPr>
+          <w:rStyle w:val="AttributeTok"/>
+        </w:rPr>
+        <w:t xml:space="preserve">alpha =</w:t>
+      </w:r>
+      <w:r>
+        <w:rPr>
+          <w:rStyle w:val="NormalTok"/>
+        </w:rPr>
+        <w:t xml:space="preserve"> </w:t>
+      </w:r>
+      <w:r>
+        <w:rPr>
+          <w:rStyle w:val="FloatTok"/>
+        </w:rPr>
+        <w:t xml:space="preserve">0.7</w:t>
+      </w:r>
+      <w:r>
+        <w:rPr>
+          <w:rStyle w:val="NormalTok"/>
+        </w:rPr>
+        <w:t xml:space="preserve">) </w:t>
+      </w:r>
+      <w:r>
+        <w:rPr>
+          <w:rStyle w:val="SpecialCharTok"/>
+        </w:rPr>
+        <w:t xml:space="preserve">+</w:t>
+      </w:r>
+      <w:r>
+        <w:br/>
+      </w:r>
+      <w:r>
+        <w:rPr>
+          <w:rStyle w:val="NormalTok"/>
+        </w:rPr>
+        <w:t xml:space="preserve">  </w:t>
+      </w:r>
+      <w:r>
+        <w:br/>
+      </w:r>
+      <w:r>
+        <w:rPr>
+          <w:rStyle w:val="NormalTok"/>
+        </w:rPr>
+        <w:t xml:space="preserve">  </w:t>
+      </w:r>
+      <w:r>
+        <w:rPr>
+          <w:rStyle w:val="FunctionTok"/>
+        </w:rPr>
+        <w:t xml:space="preserve">geom_boxplot</w:t>
+      </w:r>
+      <w:r>
+        <w:rPr>
+          <w:rStyle w:val="NormalTok"/>
+        </w:rPr>
+        <w:t xml:space="preserve">(</w:t>
+      </w:r>
+      <w:r>
+        <w:br/>
+      </w:r>
+      <w:r>
+        <w:rPr>
+          <w:rStyle w:val="NormalTok"/>
+        </w:rPr>
+        <w:t xml:space="preserve">    </w:t>
+      </w:r>
+      <w:r>
+        <w:rPr>
+          <w:rStyle w:val="AttributeTok"/>
+        </w:rPr>
+        <w:t xml:space="preserve">width =</w:t>
+      </w:r>
+      <w:r>
+        <w:rPr>
+          <w:rStyle w:val="NormalTok"/>
+        </w:rPr>
+        <w:t xml:space="preserve"> </w:t>
+      </w:r>
+      <w:r>
+        <w:rPr>
+          <w:rStyle w:val="FloatTok"/>
+        </w:rPr>
+        <w:t xml:space="preserve">0.1</w:t>
+      </w:r>
+      <w:r>
+        <w:rPr>
+          <w:rStyle w:val="NormalTok"/>
+        </w:rPr>
+        <w:t xml:space="preserve">,</w:t>
+      </w:r>
+      <w:r>
+        <w:br/>
+      </w:r>
+      <w:r>
+        <w:rPr>
+          <w:rStyle w:val="NormalTok"/>
+        </w:rPr>
+        <w:t xml:space="preserve">    </w:t>
+      </w:r>
+      <w:r>
+        <w:rPr>
+          <w:rStyle w:val="AttributeTok"/>
+        </w:rPr>
+        <w:t xml:space="preserve">fill =</w:t>
+      </w:r>
+      <w:r>
+        <w:rPr>
+          <w:rStyle w:val="NormalTok"/>
+        </w:rPr>
+        <w:t xml:space="preserve"> </w:t>
+      </w:r>
+      <w:r>
+        <w:rPr>
+          <w:rStyle w:val="StringTok"/>
+        </w:rPr>
+        <w:t xml:space="preserve">"white"</w:t>
+      </w:r>
+      <w:r>
+        <w:br/>
+      </w:r>
+      <w:r>
+        <w:rPr>
+          <w:rStyle w:val="NormalTok"/>
+        </w:rPr>
+        <w:t xml:space="preserve">  ) </w:t>
+      </w:r>
+      <w:r>
+        <w:rPr>
+          <w:rStyle w:val="SpecialCharTok"/>
+        </w:rPr>
+        <w:t xml:space="preserve">+</w:t>
+      </w:r>
+      <w:r>
+        <w:br/>
+      </w:r>
+      <w:r>
+        <w:rPr>
+          <w:rStyle w:val="NormalTok"/>
+        </w:rPr>
+        <w:t xml:space="preserve">  </w:t>
+      </w:r>
+      <w:r>
+        <w:br/>
+      </w:r>
+      <w:r>
+        <w:rPr>
+          <w:rStyle w:val="NormalTok"/>
+        </w:rPr>
+        <w:t xml:space="preserve">  </w:t>
+      </w:r>
+      <w:r>
+        <w:rPr>
+          <w:rStyle w:val="FunctionTok"/>
+        </w:rPr>
+        <w:t xml:space="preserve">labs</w:t>
+      </w:r>
+      <w:r>
+        <w:rPr>
+          <w:rStyle w:val="NormalTok"/>
+        </w:rPr>
+        <w:t xml:space="preserve">(</w:t>
+      </w:r>
+      <w:r>
+        <w:br/>
+      </w:r>
+      <w:r>
+        <w:rPr>
+          <w:rStyle w:val="NormalTok"/>
+        </w:rPr>
+        <w:t xml:space="preserve">    </w:t>
+      </w:r>
+      <w:r>
+        <w:rPr>
+          <w:rStyle w:val="AttributeTok"/>
+        </w:rPr>
+        <w:t xml:space="preserve">title =</w:t>
+      </w:r>
+      <w:r>
+        <w:rPr>
+          <w:rStyle w:val="NormalTok"/>
+        </w:rPr>
+        <w:t xml:space="preserve"> </w:t>
+      </w:r>
+      <w:r>
+        <w:rPr>
+          <w:rStyle w:val="StringTok"/>
+        </w:rPr>
+        <w:t xml:space="preserve">"Distribución y dispersión del peso"</w:t>
+      </w:r>
+      <w:r>
+        <w:rPr>
+          <w:rStyle w:val="NormalTok"/>
+        </w:rPr>
+        <w:t xml:space="preserve">,</w:t>
+      </w:r>
+      <w:r>
+        <w:br/>
+      </w:r>
+      <w:r>
+        <w:rPr>
+          <w:rStyle w:val="NormalTok"/>
+        </w:rPr>
+        <w:t xml:space="preserve">    </w:t>
+      </w:r>
+      <w:r>
+        <w:rPr>
+          <w:rStyle w:val="AttributeTok"/>
+        </w:rPr>
+        <w:t xml:space="preserve">x =</w:t>
+      </w:r>
+      <w:r>
+        <w:rPr>
+          <w:rStyle w:val="NormalTok"/>
+        </w:rPr>
+        <w:t xml:space="preserve"> </w:t>
+      </w:r>
+      <w:r>
+        <w:rPr>
+          <w:rStyle w:val="StringTok"/>
+        </w:rPr>
+        <w:t xml:space="preserve">"Género"</w:t>
+      </w:r>
+      <w:r>
+        <w:rPr>
+          <w:rStyle w:val="NormalTok"/>
+        </w:rPr>
+        <w:t xml:space="preserve">,</w:t>
+      </w:r>
+      <w:r>
+        <w:br/>
+      </w:r>
+      <w:r>
+        <w:rPr>
+          <w:rStyle w:val="NormalTok"/>
+        </w:rPr>
+        <w:t xml:space="preserve">    </w:t>
+      </w:r>
+      <w:r>
+        <w:rPr>
+          <w:rStyle w:val="AttributeTok"/>
+        </w:rPr>
+        <w:t xml:space="preserve">y =</w:t>
+      </w:r>
+      <w:r>
+        <w:rPr>
+          <w:rStyle w:val="NormalTok"/>
+        </w:rPr>
+        <w:t xml:space="preserve"> </w:t>
+      </w:r>
+      <w:r>
+        <w:rPr>
+          <w:rStyle w:val="StringTok"/>
+        </w:rPr>
+        <w:t xml:space="preserve">"Peso (kg)"</w:t>
+      </w:r>
+      <w:r>
+        <w:br/>
+      </w:r>
+      <w:r>
+        <w:rPr>
+          <w:rStyle w:val="NormalTok"/>
+        </w:rPr>
+        <w:t xml:space="preserve">  ) </w:t>
+      </w:r>
+      <w:r>
+        <w:rPr>
+          <w:rStyle w:val="SpecialCharTok"/>
+        </w:rPr>
+        <w:t xml:space="preserve">+</w:t>
+      </w:r>
+      <w:r>
+        <w:br/>
+      </w:r>
+      <w:r>
+        <w:rPr>
+          <w:rStyle w:val="NormalTok"/>
+        </w:rPr>
+        <w:t xml:space="preserve">  </w:t>
+      </w:r>
+      <w:r>
+        <w:br/>
+      </w:r>
+      <w:r>
+        <w:rPr>
+          <w:rStyle w:val="NormalTok"/>
+        </w:rPr>
+        <w:t xml:space="preserve">  </w:t>
+      </w:r>
+      <w:r>
+        <w:rPr>
+          <w:rStyle w:val="FunctionTok"/>
+        </w:rPr>
+        <w:t xml:space="preserve">theme_minimal</w:t>
+      </w:r>
+      <w:r>
+        <w:rPr>
+          <w:rStyle w:val="NormalTok"/>
+        </w:rPr>
+        <w:t xml:space="preserve">()</w:t>
       </w:r>
     </w:p>
     <w:p>
       <w:pPr>
         <w:pStyle w:val="FirstParagraph"/>
-      </w:pPr>
-      <w:r>
-        <w:t xml:space="preserve">Las medidas de tendencia central y dispersión son esenciales para describir un conjunto de datos. Su correcta interpretación permite comprender la estructura de la información, identificar patrones y apoyar la toma de decisiones basada en evidencia. En R, estas medidas pueden calcularse de forma sencilla, lo que facilita su aplicación en análisis estadísticos tanto exploratorios como inferenciales.</w:t>
-      </w:r>
-    </w:p>
-    <w:p>
-      <w:pPr>
-        <w:pStyle w:val="CaptionedFigure"/>
       </w:pPr>
       <w:r>
         <w:drawing>
           <wp:inline>
-            <wp:extent cx="5334000" cy="3556000"/>
+            <wp:extent cx="4620126" cy="3696101"/>
             <wp:effectExtent b="0" l="0" r="0" t="0"/>
-            <wp:docPr descr="Fuente: Autores" title="" id="156" name="Picture"/>
+            <wp:docPr descr="" title="" id="153" name="Picture"/>
             <a:graphic>
               <a:graphicData uri="http://schemas.openxmlformats.org/drawingml/2006/picture">
                 <pic:pic>
                   <pic:nvPicPr>
-                    <pic:cNvPr descr="img/medidas_cental.jpg" id="157" name="Picture"/>
+                    <pic:cNvPr descr="05-tendencia-central_files/figure-docx/unnamed-chunk-14-1.png" id="154" name="Picture"/>
                     <pic:cNvPicPr>
                       <a:picLocks noChangeArrowheads="1" noChangeAspect="1"/>
                     </pic:cNvPicPr>
                   </pic:nvPicPr>
                   <pic:blipFill>
-                    <a:blip r:embed="rId155"/>
+                    <a:blip r:embed="rId152"/>
+                    <a:stretch>
+                      <a:fillRect/>
+                    </a:stretch>
+                  </pic:blipFill>
+                  <pic:spPr bwMode="auto">
+                    <a:xfrm>
+                      <a:off x="0" y="0"/>
+                      <a:ext cx="4620126" cy="3696101"/>
+                    </a:xfrm>
+                    <a:prstGeom prst="rect">
+                      <a:avLst/>
+                    </a:prstGeom>
+                    <a:noFill/>
+                    <a:ln w="9525">
+                      <a:noFill/>
+                      <a:headEnd/>
+                      <a:tailEnd/>
+                    </a:ln>
+                  </pic:spPr>
+                </pic:pic>
+              </a:graphicData>
+            </a:graphic>
+          </wp:inline>
+        </w:drawing>
+      </w:r>
+    </w:p>
+    <w:bookmarkEnd w:id="155"/>
+    <w:bookmarkStart w:id="156" w:name="interpretación-2"/>
+    <w:p>
+      <w:pPr>
+        <w:pStyle w:val="Heading3"/>
+      </w:pPr>
+      <w:r>
+        <w:t xml:space="preserve">12.3.2 Interpretación</w:t>
+      </w:r>
+    </w:p>
+    <w:p>
+      <w:pPr>
+        <w:pStyle w:val="FirstParagraph"/>
+      </w:pPr>
+      <w:r>
+        <w:t xml:space="preserve">El boxplot comparativo del peso según género permite evaluar diferencias en la tendencia central y la dispersión entre los grupos analizados. Cada caja representa el rango intercuartílico de los datos, es decir, el intervalo donde se concentra el 50 % central de las observaciones. La línea ubicada dentro de la caja corresponde a la mediana, mientras que los puntos alejados representan posibles valores atípicos.</w:t>
+      </w:r>
+    </w:p>
+    <w:p>
+      <w:pPr>
+        <w:pStyle w:val="BodyText"/>
+      </w:pPr>
+      <w:r>
+        <w:t xml:space="preserve">A partir de la gráfica es posible identificar: diferencias en la mediana del peso entre géneros; variaciones en la amplitud de las cajas, asociadas al grado de dispersión; presencia de valores extremos; diferencias en la homogeneidad de los grupos.</w:t>
+      </w:r>
+    </w:p>
+    <w:p>
+      <w:pPr>
+        <w:pStyle w:val="BodyText"/>
+      </w:pPr>
+      <w:r>
+        <w:t xml:space="preserve">Un grupo con cajas más amplias y bigotes más extensos presenta mayor variabilidad, indicando que los valores se encuentran más dispersos. Por el contrario, cajas más compactas sugieren una distribución más homogénea. Este tipo de análisis resulta especialmente útil para comparar poblaciones y explorar patrones de comportamiento de variables antropométricas en distintos grupos.</w:t>
+      </w:r>
+    </w:p>
+    <w:bookmarkEnd w:id="156"/>
+    <w:bookmarkEnd w:id="157"/>
+    <w:bookmarkStart w:id="161" w:name="resumen-gráfico"/>
+    <w:p>
+      <w:pPr>
+        <w:pStyle w:val="Heading2"/>
+      </w:pPr>
+      <w:r>
+        <w:t xml:space="preserve">12.4 Resumen gráfico</w:t>
+      </w:r>
+    </w:p>
+    <w:p>
+      <w:pPr>
+        <w:pStyle w:val="FirstParagraph"/>
+      </w:pPr>
+      <w:r>
+        <w:t xml:space="preserve">Las medidas de tendencia central y dispersión son esenciales para describir un conjunto de datos. Su correcta interpretación permite comprender la estructura de la información, identificar patrones y apoyar la toma de decisiones basada en evidencia. En R, estas medidas pueden calcularse de forma sencilla, lo que facilita su aplicación en análisis estadísticos tanto exploratorios como inferenciales.</w:t>
+      </w:r>
+    </w:p>
+    <w:p>
+      <w:pPr>
+        <w:pStyle w:val="CaptionedFigure"/>
+      </w:pPr>
+      <w:r>
+        <w:drawing>
+          <wp:inline>
+            <wp:extent cx="5334000" cy="3556000"/>
+            <wp:effectExtent b="0" l="0" r="0" t="0"/>
+            <wp:docPr descr="Fuente: Autores" title="" id="159" name="Picture"/>
+            <a:graphic>
+              <a:graphicData uri="http://schemas.openxmlformats.org/drawingml/2006/picture">
+                <pic:pic>
+                  <pic:nvPicPr>
+                    <pic:cNvPr descr="img/medidas_cental.jpg" id="160" name="Picture"/>
+                    <pic:cNvPicPr>
+                      <a:picLocks noChangeArrowheads="1" noChangeAspect="1"/>
+                    </pic:cNvPicPr>
+                  </pic:nvPicPr>
+                  <pic:blipFill>
+                    <a:blip r:embed="rId158"/>
                     <a:stretch>
                       <a:fillRect/>
                     </a:stretch>
@@ -18180,9 +18235,9 @@
         <w:t xml:space="preserve">Fuente: Autores</w:t>
       </w:r>
     </w:p>
-    <w:bookmarkEnd w:id="158"/>
-    <w:bookmarkEnd w:id="159"/>
-    <w:bookmarkStart w:id="160" w:name="capítulo-6.-medidas-de-posición"/>
+    <w:bookmarkEnd w:id="161"/>
+    <w:bookmarkEnd w:id="162"/>
+    <w:bookmarkStart w:id="163" w:name="capítulo-6.-medidas-de-posición"/>
     <w:p>
       <w:pPr>
         <w:pStyle w:val="Heading1"/>
@@ -18489,8 +18544,8 @@
         <w:t xml:space="preserve">173,173,174,175,176,177,177,179,183,192)</w:t>
       </w:r>
     </w:p>
-    <w:bookmarkEnd w:id="160"/>
-    <w:bookmarkStart w:id="161" w:name="X5c765c16c482b11327f5c5ad676775cfdb97681"/>
+    <w:bookmarkEnd w:id="163"/>
+    <w:bookmarkStart w:id="164" w:name="X5c765c16c482b11327f5c5ad676775cfdb97681"/>
     <w:p>
       <w:pPr>
         <w:pStyle w:val="Heading1"/>
@@ -18507,8 +18562,8 @@
         <w:t xml:space="preserve">quantile(estatura, probs = c(0.25, 0.50, 0.75), type = 1)</w:t>
       </w:r>
     </w:p>
-    <w:bookmarkEnd w:id="161"/>
-    <w:bookmarkStart w:id="162" w:name="rango-intercuartílico"/>
+    <w:bookmarkEnd w:id="164"/>
+    <w:bookmarkStart w:id="165" w:name="rango-intercuartílico"/>
     <w:p>
       <w:pPr>
         <w:pStyle w:val="Heading1"/>
@@ -18525,8 +18580,8 @@
         <w:t xml:space="preserve">IQR(estatura, type = 1)</w:t>
       </w:r>
     </w:p>
-    <w:bookmarkEnd w:id="162"/>
-    <w:bookmarkStart w:id="163" w:name="diagrama-de-caja-y-bigotes"/>
+    <w:bookmarkEnd w:id="165"/>
+    <w:bookmarkStart w:id="166" w:name="diagrama-de-caja-y-bigotes"/>
     <w:p>
       <w:pPr>
         <w:pStyle w:val="Heading1"/>
@@ -18873,8 +18928,8 @@
         <w:t xml:space="preserve">type = 1)</w:t>
       </w:r>
     </w:p>
-    <w:bookmarkEnd w:id="163"/>
-    <w:bookmarkStart w:id="164" w:name="Xce1421d1cec1ce10a3eba64946373f5665263ca"/>
+    <w:bookmarkEnd w:id="166"/>
+    <w:bookmarkStart w:id="167" w:name="Xce1421d1cec1ce10a3eba64946373f5665263ca"/>
     <w:p>
       <w:pPr>
         <w:pStyle w:val="Heading1"/>
@@ -19234,8 +19289,8 @@
         <w:t xml:space="preserve">type = 1)</w:t>
       </w:r>
     </w:p>
-    <w:bookmarkEnd w:id="164"/>
-    <w:bookmarkStart w:id="165" w:name="Xe93ac74b24934e61e3b32ed912e9f0b6b634de1"/>
+    <w:bookmarkEnd w:id="167"/>
+    <w:bookmarkStart w:id="168" w:name="Xe93ac74b24934e61e3b32ed912e9f0b6b634de1"/>
     <w:p>
       <w:pPr>
         <w:pStyle w:val="Heading1"/>
@@ -19264,8 +19319,8 @@
         <w:t xml:space="preserve">}</w:t>
       </w:r>
     </w:p>
-    <w:bookmarkEnd w:id="165"/>
-    <w:bookmarkStart w:id="166" w:name="X09230207c9b807e7e8a76b6f7214a36dfc42183"/>
+    <w:bookmarkEnd w:id="168"/>
+    <w:bookmarkStart w:id="169" w:name="X09230207c9b807e7e8a76b6f7214a36dfc42183"/>
     <w:p>
       <w:pPr>
         <w:pStyle w:val="Heading1"/>
@@ -19282,8 +19337,8 @@
         <w:t xml:space="preserve">rango_percentil(170, estatura)</w:t>
       </w:r>
     </w:p>
-    <w:bookmarkEnd w:id="166"/>
-    <w:bookmarkStart w:id="167" w:name="perfil-completo-de-percentiles-1-a-99"/>
+    <w:bookmarkEnd w:id="169"/>
+    <w:bookmarkStart w:id="170" w:name="perfil-completo-de-percentiles-1-a-99"/>
     <w:p>
       <w:pPr>
         <w:pStyle w:val="Heading1"/>
@@ -19518,8 +19573,8 @@
         <w:t xml:space="preserve">World Health Organization. (2006). WHO child growth standards: Length/height-for-age, weight-for-age, weight-for-length, weight-for-height and body mass index-for-age. WHO Press. https://www.who.int/publications/i/item/924154693X</w:t>
       </w:r>
     </w:p>
-    <w:bookmarkEnd w:id="167"/>
-    <w:bookmarkStart w:id="168" w:name="capítulo-7.-analísis-bivariado"/>
+    <w:bookmarkEnd w:id="170"/>
+    <w:bookmarkStart w:id="171" w:name="capítulo-7.-analísis-bivariado"/>
     <w:p>
       <w:pPr>
         <w:pStyle w:val="Heading1"/>
@@ -19754,8 +19809,8 @@
         <w:t xml:space="preserve">Con los datos de la Tabla 7.1, se construye el diagrama de dispersión entre horas de estudio (X) y calificación final (Y):</w:t>
       </w:r>
     </w:p>
-    <w:bookmarkEnd w:id="168"/>
-    <w:bookmarkStart w:id="169" w:name="código-en-r"/>
+    <w:bookmarkEnd w:id="171"/>
+    <w:bookmarkStart w:id="172" w:name="código-en-r"/>
     <w:p>
       <w:pPr>
         <w:pStyle w:val="Heading1"/>
@@ -19764,8 +19819,8 @@
         <w:t xml:space="preserve">22. Código en R</w:t>
       </w:r>
     </w:p>
-    <w:bookmarkEnd w:id="169"/>
-    <w:bookmarkStart w:id="170" w:name="Xc1a71bb7b3d6e38f7ae55c746605246ed00ff70"/>
+    <w:bookmarkEnd w:id="172"/>
+    <w:bookmarkStart w:id="173" w:name="Xc1a71bb7b3d6e38f7ae55c746605246ed00ff70"/>
     <w:p>
       <w:pPr>
         <w:pStyle w:val="Heading1"/>
@@ -20182,8 +20237,8 @@
         <w:t xml:space="preserve">Sxy = Σ[(xᵢ − 3.93)(yᵢ − 3.79)] / 14 = 20.28 / 14 ≈ 1.449</w:t>
       </w:r>
     </w:p>
-    <w:bookmarkEnd w:id="170"/>
-    <w:bookmarkStart w:id="171" w:name="código-en-r-1"/>
+    <w:bookmarkEnd w:id="173"/>
+    <w:bookmarkStart w:id="174" w:name="código-en-r-1"/>
     <w:p>
       <w:pPr>
         <w:pStyle w:val="Heading1"/>
@@ -20192,8 +20247,8 @@
         <w:t xml:space="preserve">24. Código en R</w:t>
       </w:r>
     </w:p>
-    <w:bookmarkEnd w:id="171"/>
-    <w:bookmarkStart w:id="172" w:name="X944ac6c456ea7947faefba1da69c42c842786d2"/>
+    <w:bookmarkEnd w:id="174"/>
+    <w:bookmarkStart w:id="175" w:name="X944ac6c456ea7947faefba1da69c42c842786d2"/>
     <w:p>
       <w:pPr>
         <w:pStyle w:val="Heading1"/>
@@ -20430,8 +20485,8 @@
         <w:t xml:space="preserve">r = 1.449 / (2.052 × 0.648) = 1.449 / 1.330 ≈ 0.989</w:t>
       </w:r>
     </w:p>
-    <w:bookmarkEnd w:id="172"/>
-    <w:bookmarkStart w:id="173" w:name="código-en-r-2"/>
+    <w:bookmarkEnd w:id="175"/>
+    <w:bookmarkStart w:id="176" w:name="código-en-r-2"/>
     <w:p>
       <w:pPr>
         <w:pStyle w:val="Heading1"/>
@@ -20440,8 +20495,8 @@
         <w:t xml:space="preserve">26. Código en R</w:t>
       </w:r>
     </w:p>
-    <w:bookmarkEnd w:id="173"/>
-    <w:bookmarkStart w:id="174" w:name="X1327f992b1dcc7f76932c2b45c74217310457bd"/>
+    <w:bookmarkEnd w:id="176"/>
+    <w:bookmarkStart w:id="177" w:name="X1327f992b1dcc7f76932c2b45c74217310457bd"/>
     <w:p>
       <w:pPr>
         <w:pStyle w:val="Heading1"/>
@@ -20470,8 +20525,8 @@
         <w:t xml:space="preserve">suenio &lt;- c(6,7,7,5,8,6,6,7,8,7,5,6,7,6,8)</w:t>
       </w:r>
     </w:p>
-    <w:bookmarkEnd w:id="174"/>
-    <w:bookmarkStart w:id="175" w:name="pearson-entre-horas-y-calificación"/>
+    <w:bookmarkEnd w:id="177"/>
+    <w:bookmarkStart w:id="178" w:name="pearson-entre-horas-y-calificación"/>
     <w:p>
       <w:pPr>
         <w:pStyle w:val="Heading1"/>
@@ -20509,8 +20564,8 @@
         <w:t xml:space="preserve">, round(r_pearson, 3))</w:t>
       </w:r>
     </w:p>
-    <w:bookmarkEnd w:id="175"/>
-    <w:bookmarkStart w:id="176" w:name="Xfb16faaa21cb565cb7b7f637731151fb4ec9e3a"/>
+    <w:bookmarkEnd w:id="178"/>
+    <w:bookmarkStart w:id="179" w:name="Xfb16faaa21cb565cb7b7f637731151fb4ec9e3a"/>
     <w:p>
       <w:pPr>
         <w:pStyle w:val="Heading1"/>
@@ -20804,8 +20859,8 @@
         <w:t xml:space="preserve">ρ = 1 − (6 × 11.75) / (15 × (225 − 1)) = 1 − 70.5 / 3360 = 1 − 0.021 ≈ 0.979</w:t>
       </w:r>
     </w:p>
-    <w:bookmarkEnd w:id="176"/>
-    <w:bookmarkStart w:id="177" w:name="código-en-r-3"/>
+    <w:bookmarkEnd w:id="179"/>
+    <w:bookmarkStart w:id="180" w:name="código-en-r-3"/>
     <w:p>
       <w:pPr>
         <w:pStyle w:val="Heading1"/>
@@ -20814,8 +20869,8 @@
         <w:t xml:space="preserve">30. Código en R</w:t>
       </w:r>
     </w:p>
-    <w:bookmarkEnd w:id="177"/>
-    <w:bookmarkStart w:id="178" w:name="correlación-de-spearman"/>
+    <w:bookmarkEnd w:id="180"/>
+    <w:bookmarkStart w:id="181" w:name="correlación-de-spearman"/>
     <w:p>
       <w:pPr>
         <w:pStyle w:val="Heading1"/>
@@ -20867,8 +20922,8 @@
         <w:t xml:space="preserve">, round(rho_spearman, 3))</w:t>
       </w:r>
     </w:p>
-    <w:bookmarkEnd w:id="178"/>
-    <w:bookmarkStart w:id="179" w:name="prueba-de-significancia"/>
+    <w:bookmarkEnd w:id="181"/>
+    <w:bookmarkStart w:id="182" w:name="prueba-de-significancia"/>
     <w:p>
       <w:pPr>
         <w:pStyle w:val="Heading1"/>
@@ -21094,8 +21149,8 @@
         <w:t xml:space="preserve">Total 8 7 15</w:t>
       </w:r>
     </w:p>
-    <w:bookmarkEnd w:id="179"/>
-    <w:bookmarkStart w:id="180" w:name="código-en-r-4"/>
+    <w:bookmarkEnd w:id="182"/>
+    <w:bookmarkStart w:id="183" w:name="código-en-r-4"/>
     <w:p>
       <w:pPr>
         <w:pStyle w:val="Heading1"/>
@@ -21104,8 +21159,8 @@
         <w:t xml:space="preserve">33. Código en R</w:t>
       </w:r>
     </w:p>
-    <w:bookmarkEnd w:id="180"/>
-    <w:bookmarkStart w:id="181" w:name="tabla-de-contingencia-en-r"/>
+    <w:bookmarkEnd w:id="183"/>
+    <w:bookmarkStart w:id="184" w:name="tabla-de-contingencia-en-r"/>
     <w:p>
       <w:pPr>
         <w:pStyle w:val="Heading1"/>
@@ -21282,8 +21337,8 @@
         <w:t xml:space="preserve">prop.table(tabla, margin = 2) # condicional por columna (género)</w:t>
       </w:r>
     </w:p>
-    <w:bookmarkEnd w:id="181"/>
-    <w:bookmarkStart w:id="182" w:name="prueba-chi-cuadrado-de-independencia"/>
+    <w:bookmarkEnd w:id="184"/>
+    <w:bookmarkStart w:id="185" w:name="prueba-chi-cuadrado-de-independencia"/>
     <w:p>
       <w:pPr>
         <w:pStyle w:val="Heading1"/>
@@ -21488,8 +21543,8 @@
         <w:t xml:space="preserve">R² = (0.989)² ≈ 0.978</w:t>
       </w:r>
     </w:p>
-    <w:bookmarkEnd w:id="182"/>
-    <w:bookmarkStart w:id="183" w:name="código-en-r-5"/>
+    <w:bookmarkEnd w:id="185"/>
+    <w:bookmarkStart w:id="186" w:name="código-en-r-5"/>
     <w:p>
       <w:pPr>
         <w:pStyle w:val="Heading1"/>
@@ -21498,8 +21553,8 @@
         <w:t xml:space="preserve">36. Código en R</w:t>
       </w:r>
     </w:p>
-    <w:bookmarkEnd w:id="183"/>
-    <w:bookmarkStart w:id="184" w:name="Xa2205bec8930d45161f48432a19427ff302906d"/>
+    <w:bookmarkEnd w:id="186"/>
+    <w:bookmarkStart w:id="187" w:name="Xa2205bec8930d45161f48432a19427ff302906d"/>
     <w:p>
       <w:pPr>
         <w:pStyle w:val="Heading1"/>
@@ -21536,8 +21591,8 @@
         <w:t xml:space="preserve">summary(modelo)</w:t>
       </w:r>
     </w:p>
-    <w:bookmarkEnd w:id="184"/>
-    <w:bookmarkStart w:id="185" w:name="Xa7f71a9c098b3aaf4cc87c4354bc53da25d68b8"/>
+    <w:bookmarkEnd w:id="187"/>
+    <w:bookmarkStart w:id="188" w:name="Xa7f71a9c098b3aaf4cc87c4354bc53da25d68b8"/>
     <w:p>
       <w:pPr>
         <w:pStyle w:val="Heading1"/>
@@ -21629,8 +21684,8 @@
         <w:t xml:space="preserve">, lwd = 2)</w:t>
       </w:r>
     </w:p>
-    <w:bookmarkEnd w:id="185"/>
-    <w:bookmarkStart w:id="186" w:name="Xa96667fb191a7cc61d23a83999713ef0c9e866a"/>
+    <w:bookmarkEnd w:id="188"/>
+    <w:bookmarkStart w:id="189" w:name="Xa96667fb191a7cc61d23a83999713ef0c9e866a"/>
     <w:p>
       <w:pPr>
         <w:pStyle w:val="Heading1"/>
@@ -21900,8 +21955,8 @@
         <w:t xml:space="preserve">Walpole, R. E., Myers, R. H., &amp; Myers, S. L. (2012). Probability and statistics for engineers and scientists (9.ª ed.). Pearson.</w:t>
       </w:r>
     </w:p>
-    <w:bookmarkEnd w:id="186"/>
-    <w:bookmarkStart w:id="204" w:name="references"/>
+    <w:bookmarkEnd w:id="189"/>
+    <w:bookmarkStart w:id="207" w:name="references"/>
     <w:p>
       <w:pPr>
         <w:pStyle w:val="Heading1"/>
@@ -21910,8 +21965,8 @@
         <w:t xml:space="preserve">References</w:t>
       </w:r>
     </w:p>
-    <w:bookmarkStart w:id="203" w:name="refs"/>
-    <w:bookmarkStart w:id="187" w:name="ref-agresti2018statistical"/>
+    <w:bookmarkStart w:id="206" w:name="refs"/>
+    <w:bookmarkStart w:id="190" w:name="ref-agresti2018statistical"/>
     <w:p>
       <w:pPr>
         <w:pStyle w:val="Bibliography"/>
@@ -21936,8 +21991,8 @@
         <w:t xml:space="preserve">(5th ed.). Pearson.</w:t>
       </w:r>
     </w:p>
-    <w:bookmarkEnd w:id="187"/>
-    <w:bookmarkStart w:id="188" w:name="ref-armitage2002statistical"/>
+    <w:bookmarkEnd w:id="190"/>
+    <w:bookmarkStart w:id="191" w:name="ref-armitage2002statistical"/>
     <w:p>
       <w:pPr>
         <w:pStyle w:val="Bibliography"/>
@@ -21959,8 +22014,8 @@
         <w:t xml:space="preserve">. Blackwell Science.</w:t>
       </w:r>
     </w:p>
-    <w:bookmarkEnd w:id="188"/>
-    <w:bookmarkStart w:id="189" w:name="ref-bonita2008epidemiologia"/>
+    <w:bookmarkEnd w:id="191"/>
+    <w:bookmarkStart w:id="192" w:name="ref-bonita2008epidemiologia"/>
     <w:p>
       <w:pPr>
         <w:pStyle w:val="Bibliography"/>
@@ -21982,8 +22037,8 @@
         <w:t xml:space="preserve">. Organización Panamericana de la Salud.</w:t>
       </w:r>
     </w:p>
-    <w:bookmarkEnd w:id="189"/>
-    <w:bookmarkStart w:id="190" w:name="ref-hair2019multivariate"/>
+    <w:bookmarkEnd w:id="192"/>
+    <w:bookmarkStart w:id="193" w:name="ref-hair2019multivariate"/>
     <w:p>
       <w:pPr>
         <w:pStyle w:val="Bibliography"/>
@@ -22008,8 +22063,8 @@
         <w:t xml:space="preserve">(8th ed.). Cengage Learning.</w:t>
       </w:r>
     </w:p>
-    <w:bookmarkEnd w:id="190"/>
-    <w:bookmarkStart w:id="191" w:name="ref-kleinbaum2012survival"/>
+    <w:bookmarkEnd w:id="193"/>
+    <w:bookmarkStart w:id="194" w:name="ref-kleinbaum2012survival"/>
     <w:p>
       <w:pPr>
         <w:pStyle w:val="Bibliography"/>
@@ -22034,8 +22089,8 @@
         <w:t xml:space="preserve">(3rd ed.). Springer.</w:t>
       </w:r>
     </w:p>
-    <w:bookmarkEnd w:id="191"/>
-    <w:bookmarkStart w:id="192" w:name="ref-knuth84"/>
+    <w:bookmarkEnd w:id="194"/>
+    <w:bookmarkStart w:id="195" w:name="ref-knuth84"/>
     <w:p>
       <w:pPr>
         <w:pStyle w:val="Bibliography"/>
@@ -22057,8 +22112,8 @@
         <w:t xml:space="preserve">. Addison-Wesley.</w:t>
       </w:r>
     </w:p>
-    <w:bookmarkEnd w:id="192"/>
-    <w:bookmarkStart w:id="193" w:name="ref-obando2021graficos"/>
+    <w:bookmarkEnd w:id="195"/>
+    <w:bookmarkStart w:id="196" w:name="ref-obando2021graficos"/>
     <w:p>
       <w:pPr>
         <w:pStyle w:val="Bibliography"/>
@@ -22080,8 +22135,8 @@
         <w:t xml:space="preserve">. Editorial Académica.</w:t>
       </w:r>
     </w:p>
-    <w:bookmarkEnd w:id="193"/>
-    <w:bookmarkStart w:id="194" w:name="ref-posada2016elementos"/>
+    <w:bookmarkEnd w:id="196"/>
+    <w:bookmarkStart w:id="197" w:name="ref-posada2016elementos"/>
     <w:p>
       <w:pPr>
         <w:pStyle w:val="Bibliography"/>
@@ -22103,8 +22158,8 @@
         <w:t xml:space="preserve">. Editorial Académica.</w:t>
       </w:r>
     </w:p>
-    <w:bookmarkEnd w:id="194"/>
-    <w:bookmarkStart w:id="195" w:name="ref-rey2007introduccion"/>
+    <w:bookmarkEnd w:id="197"/>
+    <w:bookmarkStart w:id="198" w:name="ref-rey2007introduccion"/>
     <w:p>
       <w:pPr>
         <w:pStyle w:val="Bibliography"/>
@@ -22126,8 +22181,8 @@
         <w:t xml:space="preserve">. Editorial Universitaria.</w:t>
       </w:r>
     </w:p>
-    <w:bookmarkEnd w:id="195"/>
-    <w:bookmarkStart w:id="196" w:name="ref-seoane2007estadistica"/>
+    <w:bookmarkEnd w:id="198"/>
+    <w:bookmarkStart w:id="199" w:name="ref-seoane2007estadistica"/>
     <w:p>
       <w:pPr>
         <w:pStyle w:val="Bibliography"/>
@@ -22149,8 +22204,8 @@
         <w:t xml:space="preserve">. Editorial Académica.</w:t>
       </w:r>
     </w:p>
-    <w:bookmarkEnd w:id="196"/>
-    <w:bookmarkStart w:id="197" w:name="ref-spiegel2009estadistica"/>
+    <w:bookmarkEnd w:id="199"/>
+    <w:bookmarkStart w:id="200" w:name="ref-spiegel2009estadistica"/>
     <w:p>
       <w:pPr>
         <w:pStyle w:val="Bibliography"/>
@@ -22172,8 +22227,8 @@
         <w:t xml:space="preserve">. McGraw-Hill.</w:t>
       </w:r>
     </w:p>
-    <w:bookmarkEnd w:id="197"/>
-    <w:bookmarkStart w:id="198" w:name="ref-tukey1977eda"/>
+    <w:bookmarkEnd w:id="200"/>
+    <w:bookmarkStart w:id="201" w:name="ref-tukey1977eda"/>
     <w:p>
       <w:pPr>
         <w:pStyle w:val="Bibliography"/>
@@ -22195,8 +22250,8 @@
         <w:t xml:space="preserve">. Addison-Wesley.</w:t>
       </w:r>
     </w:p>
-    <w:bookmarkEnd w:id="198"/>
-    <w:bookmarkStart w:id="200" w:name="ref-vandenbroeck2005datacleaning"/>
+    <w:bookmarkEnd w:id="201"/>
+    <w:bookmarkStart w:id="203" w:name="ref-vandenbroeck2005datacleaning"/>
     <w:p>
       <w:pPr>
         <w:pStyle w:val="Bibliography"/>
@@ -22233,7 +22288,7 @@
       <w:r>
         <w:t xml:space="preserve"> </w:t>
       </w:r>
-      <w:hyperlink r:id="rId199">
+      <w:hyperlink r:id="rId202">
         <w:r>
           <w:rPr>
             <w:rStyle w:val="Hyperlink"/>
@@ -22242,8 +22297,8 @@
         </w:r>
       </w:hyperlink>
     </w:p>
-    <w:bookmarkEnd w:id="200"/>
-    <w:bookmarkStart w:id="201" w:name="ref-wickham2017r"/>
+    <w:bookmarkEnd w:id="203"/>
+    <w:bookmarkStart w:id="204" w:name="ref-wickham2017r"/>
     <w:p>
       <w:pPr>
         <w:pStyle w:val="Bibliography"/>
@@ -22265,8 +22320,8 @@
         <w:t xml:space="preserve">. O’Reilly Media.</w:t>
       </w:r>
     </w:p>
-    <w:bookmarkEnd w:id="201"/>
-    <w:bookmarkStart w:id="202" w:name="ref-wooldridge2016econometrics"/>
+    <w:bookmarkEnd w:id="204"/>
+    <w:bookmarkStart w:id="205" w:name="ref-wooldridge2016econometrics"/>
     <w:p>
       <w:pPr>
         <w:pStyle w:val="Bibliography"/>
@@ -22291,9 +22346,9 @@
         <w:t xml:space="preserve">(6th ed.). Cengage Learning.</w:t>
       </w:r>
     </w:p>
-    <w:bookmarkEnd w:id="202"/>
-    <w:bookmarkEnd w:id="203"/>
-    <w:bookmarkEnd w:id="204"/>
+    <w:bookmarkEnd w:id="205"/>
+    <w:bookmarkEnd w:id="206"/>
+    <w:bookmarkEnd w:id="207"/>
     <w:sectPr>
       <w:footnotePr>
         <w:numRestart w:val="eachSect"/>

--- a/docs/Estadística-Experiencial-Aplicada.docx
+++ b/docs/Estadística-Experiencial-Aplicada.docx
@@ -1077,7 +1077,23 @@
         <w:pStyle w:val="FirstParagraph"/>
       </w:pPr>
       <w:r>
-        <w:t xml:space="preserve">Las variables representan características, cualidades o rasgos que pueden medirse u observarse en los elementos de una población o muestra.</w:t>
+        <w:t xml:space="preserve">Las variables constituyen las características, cualidades o atributos que pueden observarse, clasificarse o medirse en los individuos, objetos o fenómenos de una población o muestra.</w:t>
+      </w:r>
+    </w:p>
+    <w:p>
+      <w:pPr>
+        <w:pStyle w:val="BodyText"/>
+      </w:pPr>
+      <w:r>
+        <w:t xml:space="preserve">Su identificación es fundamental en estadística, ya que permiten describir, analizar e interpretar la información recolectada. Como se observa en la figura, las variables se clasifican en cualitativas y cuantitativas.</w:t>
+      </w:r>
+    </w:p>
+    <w:p>
+      <w:pPr>
+        <w:pStyle w:val="BodyText"/>
+      </w:pPr>
+      <w:r>
+        <w:t xml:space="preserve">Las variables cualitativas describen categorías o atributos y pueden ser nominales u ordinales, mientras que las variables cuantitativas representan cantidades numéricas y se dividen en discretas y continuas según provengan de procesos de conteo o medición. Esta clasificación es esencial porque determina el tipo de análisis estadístico, representación gráfica y medidas descriptivas que pueden aplicarse a los datos.</w:t>
       </w:r>
     </w:p>
     <w:p>
@@ -1146,6 +1162,31 @@
     </w:p>
     <w:p>
       <w:pPr>
+        <w:pStyle w:val="FirstParagraph"/>
+      </w:pPr>
+      <w:r>
+        <w:t xml:space="preserve">La clasificación de las variables constituye un aspecto esencial en el análisis estadístico, ya que de ella depende la selección de los métodos, procedimientos y representaciones gráficas más adecuados para el tratamiento de los datos. Como se muestra en la figura, las variables cualitativas describen atributos o categorías y suelen analizarse mediante frecuencias, porcentajes y medidas como la moda o la mediana en el caso de variables ordinales.</w:t>
+      </w:r>
+    </w:p>
+    <w:p>
+      <w:pPr>
+        <w:pStyle w:val="BodyText"/>
+      </w:pPr>
+      <w:r>
+        <w:t xml:space="preserve">Por su parte, las variables cuantitativas representan cantidades numéricas derivadas de procesos de conteo o medición, lo que permite aplicar medidas de tendencia central y dispersión, tales como la media, la varianza, la desviación estándar y el coeficiente de variación. En este sentido, identificar correctamente el tipo de variable facilita una interpretación adecuada de la información y garantiza la aplicación de técnicas estadísticas coherentes con la naturaleza de los datos</w:t>
+      </w:r>
+      <w:r>
+        <w:t xml:space="preserve"> </w:t>
+      </w:r>
+      <w:r>
+        <w:t xml:space="preserve">(Armitage et al., 2002)</w:t>
+      </w:r>
+      <w:r>
+        <w:t xml:space="preserve">.</w:t>
+      </w:r>
+    </w:p>
+    <w:p>
+      <w:pPr>
         <w:pStyle w:val="CaptionedFigure"/>
       </w:pPr>
       <w:r>
@@ -1204,7 +1245,7 @@
         <w:pStyle w:val="BodyText"/>
       </w:pPr>
       <w:r>
-        <w:t xml:space="preserve">La correcta identificación del tipo de variable es fundamental, ya que determina las técnicas estadísticas que deben utilizarse. Por ejemplo, las</w:t>
+        <w:t xml:space="preserve">Las</w:t>
       </w:r>
       <w:r>
         <w:t xml:space="preserve"> </w:t>
@@ -1214,35 +1255,21 @@
           <w:b/>
           <w:bCs/>
         </w:rPr>
-        <w:t xml:space="preserve">variables cuantitativas permiten calcular medidas de tendencia central</w:t>
-      </w:r>
-      <w:r>
-        <w:t xml:space="preserve"> </w:t>
-      </w:r>
-      <w:r>
-        <w:t xml:space="preserve">(como la media) y</w:t>
-      </w:r>
-      <w:r>
-        <w:t xml:space="preserve"> </w:t>
-      </w:r>
-      <w:r>
-        <w:rPr>
-          <w:b/>
-          <w:bCs/>
-        </w:rPr>
-        <w:t xml:space="preserve">medidas de dispersión</w:t>
-      </w:r>
-      <w:r>
-        <w:t xml:space="preserve"> </w:t>
-      </w:r>
-      <w:r>
-        <w:t xml:space="preserve">(como la varianza o desviación típica), mientras que las cualitativas se analizan principalmente mediante tablas de frecuencias y proporciones</w:t>
-      </w:r>
-      <w:r>
-        <w:t xml:space="preserve">(Armitage et al., 2002)</w:t>
-      </w:r>
-      <w:r>
-        <w:t xml:space="preserve">.</w:t>
+        <w:t xml:space="preserve">escalas de medición</w:t>
+      </w:r>
+      <w:r>
+        <w:t xml:space="preserve"> </w:t>
+      </w:r>
+      <w:r>
+        <w:t xml:space="preserve">representan el nivel de información que poseen los datos y constituyen un elemento fundamental en estadística, ya que determinan las operaciones matemáticas y los análisis que pueden realizarse sobre las variables.</w:t>
+      </w:r>
+    </w:p>
+    <w:p>
+      <w:pPr>
+        <w:pStyle w:val="BodyText"/>
+      </w:pPr>
+      <w:r>
+        <w:t xml:space="preserve">Como se observa en la figura, las escalas nominal y ordinal se emplean principalmente en variables cualitativas, mientras que las escalas de intervalo y razón se asocian con variables cuantitativas. A medida que aumenta el nivel de medición, también incrementa la precisión estadística y la complejidad de los métodos analíticos que pueden aplicarse. Por ello, la correcta identificación de la escala permite seleccionar adecuadamente medidas descriptivas, pruebas estadísticas y representaciones gráficas acordes con la naturaleza de los datos.</w:t>
       </w:r>
     </w:p>
     <w:p>
@@ -1305,23 +1332,7 @@
         <w:pStyle w:val="BodyText"/>
       </w:pPr>
       <w:r>
-        <w:t xml:space="preserve">Un</w:t>
-      </w:r>
-      <w:r>
-        <w:t xml:space="preserve"> </w:t>
-      </w:r>
-      <w:r>
-        <w:rPr>
-          <w:b/>
-          <w:bCs/>
-        </w:rPr>
-        <w:t xml:space="preserve">error frecuente en el análisis estadístico es tratar variables ordinales como si fueran cuantitativas continuas</w:t>
-      </w:r>
-      <w:r>
-        <w:t xml:space="preserve"> </w:t>
-      </w:r>
-      <w:r>
-        <w:t xml:space="preserve">sin justificación. Asumir que los datos siguen siempre una distribución normal o aplicar pruebas paramétricas a datos que no cumplen los requisitos merman severamente la validez de los resultados y pueden generar interpretaciones erróneas,.</w:t>
+        <w:t xml:space="preserve">Las escalas de medición permiten clasificar las variables según el tipo de información que proporcionan. La escala nominal organiza datos en categorías sin orden, por lo que suele analizarse mediante frecuencias y porcentajes. La escala ordinal incorpora jerarquía entre categorías, permitiendo el uso de medidas como mediana, rangos y percentiles. Por su parte, la escala de intervalo presenta distancias iguales entre valores, aunque sin un cero absoluto, lo que posibilita análisis como correlaciones y desviaciones estándar. Finalmente, la escala de razón posee todas las propiedades anteriores y un cero real, permitiendo realizar operaciones matemáticas completas y análisis estadísticos más avanzados. La figura resume las principales características, ejemplos, medidas estadísticas y representaciones gráficas asociadas a cada escala.</w:t>
       </w:r>
     </w:p>
     <w:p>
@@ -1329,7 +1340,23 @@
         <w:pStyle w:val="BodyText"/>
       </w:pPr>
       <w:r>
-        <w:t xml:space="preserve">La estadística descriptiva permite transformar datos brutos en información significativa mediante el uso de medidas resumen y representaciones gráficas. Al proporcionar una base sólida para la organización y el análisis de datos, facilita la interpretación y comprensión de los fenómenos analizados, sirviendo como apoyo esencial para la toma de decisiones informadas.</w:t>
+        <w:t xml:space="preserve">La selección de las técnicas estadísticas depende directamente de la escala de medición de las variables. Como se presenta en la figura, las variables medidas en escala nominal suelen representarse mediante gráficos de barras o pastel y analizarse con frecuencias y moda.</w:t>
+      </w:r>
+    </w:p>
+    <w:p>
+      <w:pPr>
+        <w:pStyle w:val="BodyText"/>
+      </w:pPr>
+      <w:r>
+        <w:t xml:space="preserve">Las escalas ordinales permiten incorporar análisis basados en orden y posición, como percentiles o cuartiles. En contraste, las escalas de intervalo y razón posibilitan el cálculo de medidas paramétricas como media, varianza, desviación estándar y análisis de regresión. En consecuencia, conocer la escala de medición garantiza la aplicación de procedimientos estadísticos válidos y una interpretación adecuada de los resultados obtenidos.</w:t>
+      </w:r>
+    </w:p>
+    <w:p>
+      <w:pPr>
+        <w:pStyle w:val="BodyText"/>
+      </w:pPr>
+      <w:r>
+        <w:t xml:space="preserve">La estadística descriptiva permite transformar datos brutos en información significativa mediante el uso de tablas, representaciones gráficas y medidas resumen. Este proceso facilita la organización, interpretación y comprensión de los fenómenos analizados, constituyéndose en una herramienta fundamental para la toma de decisiones basadas en evidencia. Asimismo, la correcta identificación del tipo de variable y de la escala de medición resulta esencial para seleccionar las técnicas estadísticas apropiadas. Un error frecuente consiste en analizar variables ordinales como si fueran cuantitativas continuas o asumir que los datos siguen distribuciones normales sin verificar los supuestos requeridos, lo cual puede afectar la validez de los resultados y conducir a interpretaciones erróneas.</w:t>
       </w:r>
     </w:p>
     <w:bookmarkEnd w:id="54"/>
